--- a/templates/report_template.docx
+++ b/templates/report_template.docx
@@ -2,9 +2,56 @@
 <file path=word/document.xml><?xml version="1.0" encoding="utf-8"?>
 <w:document xmlns:wpc="http://schemas.microsoft.com/office/word/2010/wordprocessingCanvas" xmlns:mo="http://schemas.microsoft.com/office/mac/office/2008/main" xmlns:mc="http://schemas.openxmlformats.org/markup-compatibility/2006" xmlns:mv="urn:schemas-microsoft-com:mac:vml" xmlns:o="urn:schemas-microsoft-com:office:office" xmlns:r="http://schemas.openxmlformats.org/officeDocument/2006/relationships" xmlns:m="http://schemas.openxmlformats.org/officeDocument/2006/math" xmlns:v="urn:schemas-microsoft-com:vml" xmlns:wp14="http://schemas.microsoft.com/office/word/2010/wordprocessingDrawing" xmlns:wp="http://schemas.openxmlformats.org/drawingml/2006/wordprocessingDrawing" xmlns:w10="urn:schemas-microsoft-com:office:word" xmlns:w="http://schemas.openxmlformats.org/wordprocessingml/2006/main" xmlns:w14="http://schemas.microsoft.com/office/word/2010/wordml" xmlns:wpg="http://schemas.microsoft.com/office/word/2010/wordprocessingGroup" xmlns:wpi="http://schemas.microsoft.com/office/word/2010/wordprocessingInk" xmlns:wne="http://schemas.microsoft.com/office/word/2006/wordml" xmlns:wps="http://schemas.microsoft.com/office/word/2010/wordprocessingShape" mc:Ignorable="w14 wp14">
   <w:body>
+    <w:tbl>
+      <w:tblPr>
+        <w:tblW w:type="auto" w:w="0"/>
+        <w:jc w:val="center"/>
+        <w:tblLook w:firstColumn="1" w:firstRow="1" w:lastColumn="0" w:lastRow="0" w:noHBand="0" w:noVBand="1" w:val="04A0"/>
+      </w:tblPr>
+      <w:tblGrid>
+        <w:gridCol w:w="10080"/>
+      </w:tblGrid>
+      <w:tr>
+        <w:trPr>
+          <w:trHeight w:val="160"/>
+        </w:trPr>
+        <w:tc>
+          <w:tcPr>
+            <w:tcW w:type="dxa" w:w="10080"/>
+            <w:shd w:fill="F07D00"/>
+            <w:tcBorders>
+              <w:top w:val="single" w:sz="6" w:space="0" w:color="F07D00"/>
+              <w:left w:val="single" w:sz="6" w:space="0" w:color="F07D00"/>
+              <w:bottom w:val="single" w:sz="6" w:space="0" w:color="F07D00"/>
+              <w:right w:val="single" w:sz="6" w:space="0" w:color="F07D00"/>
+              <w:insideH w:val="single" w:sz="6" w:space="0" w:color="F07D00"/>
+              <w:insideV w:val="single" w:sz="6" w:space="0" w:color="F07D00"/>
+            </w:tcBorders>
+          </w:tcPr>
+          <w:p>
+            <w:r/>
+          </w:p>
+        </w:tc>
+      </w:tr>
+    </w:tbl>
+    <w:p>
+      <w:pPr>
+        <w:jc w:val="center"/>
+      </w:pPr>
+      <w:r>
+        <w:rPr>
+          <w:rFonts w:ascii="Arial" w:hAnsi="Arial"/>
+          <w:b/>
+          <w:color w:val="F07D00"/>
+          <w:sz w:val="20"/>
+        </w:rPr>
+        <w:t>DYNAMIC REGULATORY REPORT GENERATOR</w:t>
+      </w:r>
+    </w:p>
     <w:p>
       <w:pPr>
         <w:pStyle w:val="Title"/>
+        <w:spacing w:before="360" w:after="160"/>
         <w:jc w:val="center"/>
       </w:pPr>
       <w:r>
@@ -13,11 +60,15 @@
     </w:p>
     <w:p>
       <w:pPr>
+        <w:spacing w:after="480"/>
         <w:jc w:val="center"/>
       </w:pPr>
       <w:r>
         <w:rPr>
+          <w:rFonts w:ascii="Arial" w:hAnsi="Arial"/>
           <w:b/>
+          <w:color w:val="1D3A5E"/>
+          <w:sz w:val="24"/>
         </w:rPr>
         <w:t>{{ metadata.issuing_authority }}</w:t>
       </w:r>
@@ -26,6 +77,8 @@
       <w:tblPr>
         <w:tblStyle w:val="TableGrid"/>
         <w:tblW w:type="auto" w:w="0"/>
+        <w:jc w:val="center"/>
+        <w:tblLayout w:type="autofit"/>
         <w:tblLook w:firstColumn="1" w:firstRow="1" w:lastColumn="0" w:lastRow="0" w:noHBand="0" w:noVBand="1" w:val="04A0"/>
       </w:tblPr>
       <w:tblGrid>
@@ -35,10 +88,29 @@
       <w:tr>
         <w:tc>
           <w:tcPr>
-            <w:tcW w:type="dxa" w:w="5040"/>
+            <w:tcW w:type="dxa" w:w="2736"/>
+            <w:vAlign w:val="center"/>
+            <w:tcBorders>
+              <w:top w:val="single" w:sz="6" w:space="0" w:color="D9DEE7"/>
+              <w:left w:val="single" w:sz="6" w:space="0" w:color="D9DEE7"/>
+              <w:bottom w:val="single" w:sz="6" w:space="0" w:color="D9DEE7"/>
+              <w:right w:val="single" w:sz="6" w:space="0" w:color="D9DEE7"/>
+              <w:insideH w:val="single" w:sz="6" w:space="0" w:color="D9DEE7"/>
+              <w:insideV w:val="single" w:sz="6" w:space="0" w:color="D9DEE7"/>
+            </w:tcBorders>
+            <w:shd w:fill="FFF2E6"/>
           </w:tcPr>
           <w:p>
+            <w:pPr>
+              <w:spacing w:after="40"/>
+            </w:pPr>
             <w:r>
+              <w:rPr>
+                <w:rFonts w:ascii="Arial" w:hAnsi="Arial"/>
+                <w:b/>
+                <w:color w:val="1D3A5E"/>
+                <w:sz w:val="18"/>
+              </w:rPr>
               <w:t>Report ID</w:t>
             </w:r>
           </w:p>
@@ -46,9 +118,28 @@
         <w:tc>
           <w:tcPr>
             <w:tcW w:type="dxa" w:w="5040"/>
+            <w:vAlign w:val="center"/>
+            <w:tcBorders>
+              <w:top w:val="single" w:sz="6" w:space="0" w:color="D9DEE7"/>
+              <w:left w:val="single" w:sz="6" w:space="0" w:color="D9DEE7"/>
+              <w:bottom w:val="single" w:sz="6" w:space="0" w:color="D9DEE7"/>
+              <w:right w:val="single" w:sz="6" w:space="0" w:color="D9DEE7"/>
+              <w:insideH w:val="single" w:sz="6" w:space="0" w:color="D9DEE7"/>
+              <w:insideV w:val="single" w:sz="6" w:space="0" w:color="D9DEE7"/>
+            </w:tcBorders>
+            <w:shd w:fill="F5F5F5"/>
           </w:tcPr>
           <w:p>
+            <w:pPr>
+              <w:spacing w:after="40"/>
+            </w:pPr>
             <w:r>
+              <w:rPr>
+                <w:rFonts w:ascii="Arial" w:hAnsi="Arial"/>
+                <w:b w:val="0"/>
+                <w:color w:val="1D3A5E"/>
+                <w:sz w:val="18"/>
+              </w:rPr>
               <w:t>{{ metadata.report_id }}</w:t>
             </w:r>
           </w:p>
@@ -57,10 +148,29 @@
       <w:tr>
         <w:tc>
           <w:tcPr>
-            <w:tcW w:type="dxa" w:w="5040"/>
+            <w:tcW w:type="dxa" w:w="2736"/>
+            <w:vAlign w:val="center"/>
+            <w:tcBorders>
+              <w:top w:val="single" w:sz="6" w:space="0" w:color="D9DEE7"/>
+              <w:left w:val="single" w:sz="6" w:space="0" w:color="D9DEE7"/>
+              <w:bottom w:val="single" w:sz="6" w:space="0" w:color="D9DEE7"/>
+              <w:right w:val="single" w:sz="6" w:space="0" w:color="D9DEE7"/>
+              <w:insideH w:val="single" w:sz="6" w:space="0" w:color="D9DEE7"/>
+              <w:insideV w:val="single" w:sz="6" w:space="0" w:color="D9DEE7"/>
+            </w:tcBorders>
+            <w:shd w:fill="FFF2E6"/>
           </w:tcPr>
           <w:p>
+            <w:pPr>
+              <w:spacing w:after="40"/>
+            </w:pPr>
             <w:r>
+              <w:rPr>
+                <w:rFonts w:ascii="Arial" w:hAnsi="Arial"/>
+                <w:b/>
+                <w:color w:val="1D3A5E"/>
+                <w:sz w:val="18"/>
+              </w:rPr>
               <w:t>Issued on</w:t>
             </w:r>
           </w:p>
@@ -68,9 +178,28 @@
         <w:tc>
           <w:tcPr>
             <w:tcW w:type="dxa" w:w="5040"/>
+            <w:vAlign w:val="center"/>
+            <w:tcBorders>
+              <w:top w:val="single" w:sz="6" w:space="0" w:color="D9DEE7"/>
+              <w:left w:val="single" w:sz="6" w:space="0" w:color="D9DEE7"/>
+              <w:bottom w:val="single" w:sz="6" w:space="0" w:color="D9DEE7"/>
+              <w:right w:val="single" w:sz="6" w:space="0" w:color="D9DEE7"/>
+              <w:insideH w:val="single" w:sz="6" w:space="0" w:color="D9DEE7"/>
+              <w:insideV w:val="single" w:sz="6" w:space="0" w:color="D9DEE7"/>
+            </w:tcBorders>
+            <w:shd w:fill="F5F5F5"/>
           </w:tcPr>
           <w:p>
+            <w:pPr>
+              <w:spacing w:after="40"/>
+            </w:pPr>
             <w:r>
+              <w:rPr>
+                <w:rFonts w:ascii="Arial" w:hAnsi="Arial"/>
+                <w:b w:val="0"/>
+                <w:color w:val="1D3A5E"/>
+                <w:sz w:val="18"/>
+              </w:rPr>
               <w:t>{{ metadata.issued_on }}</w:t>
             </w:r>
           </w:p>
@@ -79,10 +208,29 @@
       <w:tr>
         <w:tc>
           <w:tcPr>
-            <w:tcW w:type="dxa" w:w="5040"/>
+            <w:tcW w:type="dxa" w:w="2736"/>
+            <w:vAlign w:val="center"/>
+            <w:tcBorders>
+              <w:top w:val="single" w:sz="6" w:space="0" w:color="D9DEE7"/>
+              <w:left w:val="single" w:sz="6" w:space="0" w:color="D9DEE7"/>
+              <w:bottom w:val="single" w:sz="6" w:space="0" w:color="D9DEE7"/>
+              <w:right w:val="single" w:sz="6" w:space="0" w:color="D9DEE7"/>
+              <w:insideH w:val="single" w:sz="6" w:space="0" w:color="D9DEE7"/>
+              <w:insideV w:val="single" w:sz="6" w:space="0" w:color="D9DEE7"/>
+            </w:tcBorders>
+            <w:shd w:fill="FFF2E6"/>
           </w:tcPr>
           <w:p>
+            <w:pPr>
+              <w:spacing w:after="40"/>
+            </w:pPr>
             <w:r>
+              <w:rPr>
+                <w:rFonts w:ascii="Arial" w:hAnsi="Arial"/>
+                <w:b/>
+                <w:color w:val="1D3A5E"/>
+                <w:sz w:val="18"/>
+              </w:rPr>
               <w:t>Version</w:t>
             </w:r>
           </w:p>
@@ -90,9 +238,28 @@
         <w:tc>
           <w:tcPr>
             <w:tcW w:type="dxa" w:w="5040"/>
+            <w:vAlign w:val="center"/>
+            <w:tcBorders>
+              <w:top w:val="single" w:sz="6" w:space="0" w:color="D9DEE7"/>
+              <w:left w:val="single" w:sz="6" w:space="0" w:color="D9DEE7"/>
+              <w:bottom w:val="single" w:sz="6" w:space="0" w:color="D9DEE7"/>
+              <w:right w:val="single" w:sz="6" w:space="0" w:color="D9DEE7"/>
+              <w:insideH w:val="single" w:sz="6" w:space="0" w:color="D9DEE7"/>
+              <w:insideV w:val="single" w:sz="6" w:space="0" w:color="D9DEE7"/>
+            </w:tcBorders>
+            <w:shd w:fill="F5F5F5"/>
           </w:tcPr>
           <w:p>
+            <w:pPr>
+              <w:spacing w:after="40"/>
+            </w:pPr>
             <w:r>
+              <w:rPr>
+                <w:rFonts w:ascii="Arial" w:hAnsi="Arial"/>
+                <w:b w:val="0"/>
+                <w:color w:val="1D3A5E"/>
+                <w:sz w:val="18"/>
+              </w:rPr>
               <w:t>{{ metadata.version }}</w:t>
             </w:r>
           </w:p>
@@ -101,10 +268,29 @@
       <w:tr>
         <w:tc>
           <w:tcPr>
-            <w:tcW w:type="dxa" w:w="5040"/>
+            <w:tcW w:type="dxa" w:w="2736"/>
+            <w:vAlign w:val="center"/>
+            <w:tcBorders>
+              <w:top w:val="single" w:sz="6" w:space="0" w:color="D9DEE7"/>
+              <w:left w:val="single" w:sz="6" w:space="0" w:color="D9DEE7"/>
+              <w:bottom w:val="single" w:sz="6" w:space="0" w:color="D9DEE7"/>
+              <w:right w:val="single" w:sz="6" w:space="0" w:color="D9DEE7"/>
+              <w:insideH w:val="single" w:sz="6" w:space="0" w:color="D9DEE7"/>
+              <w:insideV w:val="single" w:sz="6" w:space="0" w:color="D9DEE7"/>
+            </w:tcBorders>
+            <w:shd w:fill="FFF2E6"/>
           </w:tcPr>
           <w:p>
+            <w:pPr>
+              <w:spacing w:after="40"/>
+            </w:pPr>
             <w:r>
+              <w:rPr>
+                <w:rFonts w:ascii="Arial" w:hAnsi="Arial"/>
+                <w:b/>
+                <w:color w:val="1D3A5E"/>
+                <w:sz w:val="18"/>
+              </w:rPr>
               <w:t>Locale</w:t>
             </w:r>
           </w:p>
@@ -112,9 +298,28 @@
         <w:tc>
           <w:tcPr>
             <w:tcW w:type="dxa" w:w="5040"/>
+            <w:vAlign w:val="center"/>
+            <w:tcBorders>
+              <w:top w:val="single" w:sz="6" w:space="0" w:color="D9DEE7"/>
+              <w:left w:val="single" w:sz="6" w:space="0" w:color="D9DEE7"/>
+              <w:bottom w:val="single" w:sz="6" w:space="0" w:color="D9DEE7"/>
+              <w:right w:val="single" w:sz="6" w:space="0" w:color="D9DEE7"/>
+              <w:insideH w:val="single" w:sz="6" w:space="0" w:color="D9DEE7"/>
+              <w:insideV w:val="single" w:sz="6" w:space="0" w:color="D9DEE7"/>
+            </w:tcBorders>
+            <w:shd w:fill="F5F5F5"/>
           </w:tcPr>
           <w:p>
+            <w:pPr>
+              <w:spacing w:after="40"/>
+            </w:pPr>
             <w:r>
+              <w:rPr>
+                <w:rFonts w:ascii="Arial" w:hAnsi="Arial"/>
+                <w:b w:val="0"/>
+                <w:color w:val="1D3A5E"/>
+                <w:sz w:val="18"/>
+              </w:rPr>
               <w:t>{{ metadata.language_locale }}</w:t>
             </w:r>
           </w:p>
@@ -123,10 +328,29 @@
       <w:tr>
         <w:tc>
           <w:tcPr>
-            <w:tcW w:type="dxa" w:w="5040"/>
+            <w:tcW w:type="dxa" w:w="2736"/>
+            <w:vAlign w:val="center"/>
+            <w:tcBorders>
+              <w:top w:val="single" w:sz="6" w:space="0" w:color="D9DEE7"/>
+              <w:left w:val="single" w:sz="6" w:space="0" w:color="D9DEE7"/>
+              <w:bottom w:val="single" w:sz="6" w:space="0" w:color="D9DEE7"/>
+              <w:right w:val="single" w:sz="6" w:space="0" w:color="D9DEE7"/>
+              <w:insideH w:val="single" w:sz="6" w:space="0" w:color="D9DEE7"/>
+              <w:insideV w:val="single" w:sz="6" w:space="0" w:color="D9DEE7"/>
+            </w:tcBorders>
+            <w:shd w:fill="FFF2E6"/>
           </w:tcPr>
           <w:p>
+            <w:pPr>
+              <w:spacing w:after="40"/>
+            </w:pPr>
             <w:r>
+              <w:rPr>
+                <w:rFonts w:ascii="Arial" w:hAnsi="Arial"/>
+                <w:b/>
+                <w:color w:val="1D3A5E"/>
+                <w:sz w:val="18"/>
+              </w:rPr>
               <w:t>Classification</w:t>
             </w:r>
           </w:p>
@@ -134,9 +358,28 @@
         <w:tc>
           <w:tcPr>
             <w:tcW w:type="dxa" w:w="5040"/>
+            <w:vAlign w:val="center"/>
+            <w:tcBorders>
+              <w:top w:val="single" w:sz="6" w:space="0" w:color="D9DEE7"/>
+              <w:left w:val="single" w:sz="6" w:space="0" w:color="D9DEE7"/>
+              <w:bottom w:val="single" w:sz="6" w:space="0" w:color="D9DEE7"/>
+              <w:right w:val="single" w:sz="6" w:space="0" w:color="D9DEE7"/>
+              <w:insideH w:val="single" w:sz="6" w:space="0" w:color="D9DEE7"/>
+              <w:insideV w:val="single" w:sz="6" w:space="0" w:color="D9DEE7"/>
+            </w:tcBorders>
+            <w:shd w:fill="F5F5F5"/>
           </w:tcPr>
           <w:p>
+            <w:pPr>
+              <w:spacing w:after="40"/>
+            </w:pPr>
             <w:r>
+              <w:rPr>
+                <w:rFonts w:ascii="Arial" w:hAnsi="Arial"/>
+                <w:b w:val="0"/>
+                <w:color w:val="1D3A5E"/>
+                <w:sz w:val="18"/>
+              </w:rPr>
               <w:t>{{ metadata.classification }}</w:t>
             </w:r>
           </w:p>
@@ -160,6 +403,8 @@
       <w:tblPr>
         <w:tblStyle w:val="TableGrid"/>
         <w:tblW w:type="auto" w:w="0"/>
+        <w:jc w:val="center"/>
+        <w:tblLayout w:type="autofit"/>
         <w:tblLook w:firstColumn="1" w:firstRow="1" w:lastColumn="0" w:lastRow="0" w:noHBand="0" w:noVBand="1" w:val="04A0"/>
       </w:tblPr>
       <w:tblGrid>
@@ -169,10 +414,29 @@
       <w:tr>
         <w:tc>
           <w:tcPr>
-            <w:tcW w:type="dxa" w:w="5040"/>
+            <w:tcW w:type="dxa" w:w="2736"/>
+            <w:vAlign w:val="center"/>
+            <w:tcBorders>
+              <w:top w:val="single" w:sz="6" w:space="0" w:color="D9DEE7"/>
+              <w:left w:val="single" w:sz="6" w:space="0" w:color="D9DEE7"/>
+              <w:bottom w:val="single" w:sz="6" w:space="0" w:color="D9DEE7"/>
+              <w:right w:val="single" w:sz="6" w:space="0" w:color="D9DEE7"/>
+              <w:insideH w:val="single" w:sz="6" w:space="0" w:color="D9DEE7"/>
+              <w:insideV w:val="single" w:sz="6" w:space="0" w:color="D9DEE7"/>
+            </w:tcBorders>
+            <w:shd w:fill="FFF2E6"/>
           </w:tcPr>
           <w:p>
+            <w:pPr>
+              <w:spacing w:after="40"/>
+            </w:pPr>
             <w:r>
+              <w:rPr>
+                <w:rFonts w:ascii="Arial" w:hAnsi="Arial"/>
+                <w:b/>
+                <w:color w:val="1D3A5E"/>
+                <w:sz w:val="18"/>
+              </w:rPr>
               <w:t>Products assessed</w:t>
             </w:r>
           </w:p>
@@ -180,9 +444,28 @@
         <w:tc>
           <w:tcPr>
             <w:tcW w:type="dxa" w:w="5040"/>
+            <w:vAlign w:val="center"/>
+            <w:tcBorders>
+              <w:top w:val="single" w:sz="6" w:space="0" w:color="D9DEE7"/>
+              <w:left w:val="single" w:sz="6" w:space="0" w:color="D9DEE7"/>
+              <w:bottom w:val="single" w:sz="6" w:space="0" w:color="D9DEE7"/>
+              <w:right w:val="single" w:sz="6" w:space="0" w:color="D9DEE7"/>
+              <w:insideH w:val="single" w:sz="6" w:space="0" w:color="D9DEE7"/>
+              <w:insideV w:val="single" w:sz="6" w:space="0" w:color="D9DEE7"/>
+            </w:tcBorders>
+            <w:shd w:fill="F5F5F5"/>
           </w:tcPr>
           <w:p>
+            <w:pPr>
+              <w:spacing w:after="40"/>
+            </w:pPr>
             <w:r>
+              <w:rPr>
+                <w:rFonts w:ascii="Arial" w:hAnsi="Arial"/>
+                <w:b w:val="0"/>
+                <w:color w:val="1D3A5E"/>
+                <w:sz w:val="18"/>
+              </w:rPr>
               <w:t>{{ summary.product_count }}</w:t>
             </w:r>
           </w:p>
@@ -191,10 +474,29 @@
       <w:tr>
         <w:tc>
           <w:tcPr>
-            <w:tcW w:type="dxa" w:w="5040"/>
+            <w:tcW w:type="dxa" w:w="2736"/>
+            <w:vAlign w:val="center"/>
+            <w:tcBorders>
+              <w:top w:val="single" w:sz="6" w:space="0" w:color="D9DEE7"/>
+              <w:left w:val="single" w:sz="6" w:space="0" w:color="D9DEE7"/>
+              <w:bottom w:val="single" w:sz="6" w:space="0" w:color="D9DEE7"/>
+              <w:right w:val="single" w:sz="6" w:space="0" w:color="D9DEE7"/>
+              <w:insideH w:val="single" w:sz="6" w:space="0" w:color="D9DEE7"/>
+              <w:insideV w:val="single" w:sz="6" w:space="0" w:color="D9DEE7"/>
+            </w:tcBorders>
+            <w:shd w:fill="FFF2E6"/>
           </w:tcPr>
           <w:p>
+            <w:pPr>
+              <w:spacing w:after="40"/>
+            </w:pPr>
             <w:r>
+              <w:rPr>
+                <w:rFonts w:ascii="Arial" w:hAnsi="Arial"/>
+                <w:b/>
+                <w:color w:val="1D3A5E"/>
+                <w:sz w:val="18"/>
+              </w:rPr>
               <w:t>Conditional approvals</w:t>
             </w:r>
           </w:p>
@@ -202,9 +504,28 @@
         <w:tc>
           <w:tcPr>
             <w:tcW w:type="dxa" w:w="5040"/>
+            <w:vAlign w:val="center"/>
+            <w:tcBorders>
+              <w:top w:val="single" w:sz="6" w:space="0" w:color="D9DEE7"/>
+              <w:left w:val="single" w:sz="6" w:space="0" w:color="D9DEE7"/>
+              <w:bottom w:val="single" w:sz="6" w:space="0" w:color="D9DEE7"/>
+              <w:right w:val="single" w:sz="6" w:space="0" w:color="D9DEE7"/>
+              <w:insideH w:val="single" w:sz="6" w:space="0" w:color="D9DEE7"/>
+              <w:insideV w:val="single" w:sz="6" w:space="0" w:color="D9DEE7"/>
+            </w:tcBorders>
+            <w:shd w:fill="F5F5F5"/>
           </w:tcPr>
           <w:p>
+            <w:pPr>
+              <w:spacing w:after="40"/>
+            </w:pPr>
             <w:r>
+              <w:rPr>
+                <w:rFonts w:ascii="Arial" w:hAnsi="Arial"/>
+                <w:b w:val="0"/>
+                <w:color w:val="1D3A5E"/>
+                <w:sz w:val="18"/>
+              </w:rPr>
               <w:t>{{ summary.conditional_count }}</w:t>
             </w:r>
           </w:p>
@@ -213,10 +534,29 @@
       <w:tr>
         <w:tc>
           <w:tcPr>
-            <w:tcW w:type="dxa" w:w="5040"/>
+            <w:tcW w:type="dxa" w:w="2736"/>
+            <w:vAlign w:val="center"/>
+            <w:tcBorders>
+              <w:top w:val="single" w:sz="6" w:space="0" w:color="D9DEE7"/>
+              <w:left w:val="single" w:sz="6" w:space="0" w:color="D9DEE7"/>
+              <w:bottom w:val="single" w:sz="6" w:space="0" w:color="D9DEE7"/>
+              <w:right w:val="single" w:sz="6" w:space="0" w:color="D9DEE7"/>
+              <w:insideH w:val="single" w:sz="6" w:space="0" w:color="D9DEE7"/>
+              <w:insideV w:val="single" w:sz="6" w:space="0" w:color="D9DEE7"/>
+            </w:tcBorders>
+            <w:shd w:fill="FFF2E6"/>
           </w:tcPr>
           <w:p>
+            <w:pPr>
+              <w:spacing w:after="40"/>
+            </w:pPr>
             <w:r>
+              <w:rPr>
+                <w:rFonts w:ascii="Arial" w:hAnsi="Arial"/>
+                <w:b/>
+                <w:color w:val="1D3A5E"/>
+                <w:sz w:val="18"/>
+              </w:rPr>
               <w:t>High-risk products</w:t>
             </w:r>
           </w:p>
@@ -224,9 +564,28 @@
         <w:tc>
           <w:tcPr>
             <w:tcW w:type="dxa" w:w="5040"/>
+            <w:vAlign w:val="center"/>
+            <w:tcBorders>
+              <w:top w:val="single" w:sz="6" w:space="0" w:color="D9DEE7"/>
+              <w:left w:val="single" w:sz="6" w:space="0" w:color="D9DEE7"/>
+              <w:bottom w:val="single" w:sz="6" w:space="0" w:color="D9DEE7"/>
+              <w:right w:val="single" w:sz="6" w:space="0" w:color="D9DEE7"/>
+              <w:insideH w:val="single" w:sz="6" w:space="0" w:color="D9DEE7"/>
+              <w:insideV w:val="single" w:sz="6" w:space="0" w:color="D9DEE7"/>
+            </w:tcBorders>
+            <w:shd w:fill="F5F5F5"/>
           </w:tcPr>
           <w:p>
+            <w:pPr>
+              <w:spacing w:after="40"/>
+            </w:pPr>
             <w:r>
+              <w:rPr>
+                <w:rFonts w:ascii="Arial" w:hAnsi="Arial"/>
+                <w:b w:val="0"/>
+                <w:color w:val="1D3A5E"/>
+                <w:sz w:val="18"/>
+              </w:rPr>
               <w:t>{{ summary.high_risk_count }}</w:t>
             </w:r>
           </w:p>
@@ -235,10 +594,29 @@
       <w:tr>
         <w:tc>
           <w:tcPr>
-            <w:tcW w:type="dxa" w:w="5040"/>
+            <w:tcW w:type="dxa" w:w="2736"/>
+            <w:vAlign w:val="center"/>
+            <w:tcBorders>
+              <w:top w:val="single" w:sz="6" w:space="0" w:color="D9DEE7"/>
+              <w:left w:val="single" w:sz="6" w:space="0" w:color="D9DEE7"/>
+              <w:bottom w:val="single" w:sz="6" w:space="0" w:color="D9DEE7"/>
+              <w:right w:val="single" w:sz="6" w:space="0" w:color="D9DEE7"/>
+              <w:insideH w:val="single" w:sz="6" w:space="0" w:color="D9DEE7"/>
+              <w:insideV w:val="single" w:sz="6" w:space="0" w:color="D9DEE7"/>
+            </w:tcBorders>
+            <w:shd w:fill="FFF2E6"/>
           </w:tcPr>
           <w:p>
+            <w:pPr>
+              <w:spacing w:after="40"/>
+            </w:pPr>
             <w:r>
+              <w:rPr>
+                <w:rFonts w:ascii="Arial" w:hAnsi="Arial"/>
+                <w:b/>
+                <w:color w:val="1D3A5E"/>
+                <w:sz w:val="18"/>
+              </w:rPr>
               <w:t>Overall average efficacy</w:t>
             </w:r>
           </w:p>
@@ -246,9 +624,28 @@
         <w:tc>
           <w:tcPr>
             <w:tcW w:type="dxa" w:w="5040"/>
+            <w:vAlign w:val="center"/>
+            <w:tcBorders>
+              <w:top w:val="single" w:sz="6" w:space="0" w:color="D9DEE7"/>
+              <w:left w:val="single" w:sz="6" w:space="0" w:color="D9DEE7"/>
+              <w:bottom w:val="single" w:sz="6" w:space="0" w:color="D9DEE7"/>
+              <w:right w:val="single" w:sz="6" w:space="0" w:color="D9DEE7"/>
+              <w:insideH w:val="single" w:sz="6" w:space="0" w:color="D9DEE7"/>
+              <w:insideV w:val="single" w:sz="6" w:space="0" w:color="D9DEE7"/>
+            </w:tcBorders>
+            <w:shd w:fill="F5F5F5"/>
           </w:tcPr>
           <w:p>
+            <w:pPr>
+              <w:spacing w:after="40"/>
+            </w:pPr>
             <w:r>
+              <w:rPr>
+                <w:rFonts w:ascii="Arial" w:hAnsi="Arial"/>
+                <w:b w:val="0"/>
+                <w:color w:val="1D3A5E"/>
+                <w:sz w:val="18"/>
+              </w:rPr>
               <w:t>{{ summary.overall_average_efficacy }}</w:t>
             </w:r>
           </w:p>
@@ -256,6 +653,9 @@
       </w:tr>
     </w:tbl>
     <w:p>
+      <w:pPr>
+        <w:spacing w:before="240" w:after="240"/>
+      </w:pPr>
       <w:r>
         <w:t>This report was generated from structured JSON input after schema validation, business-rule mapping, chart generation, and DOCX template rendering.</w:t>
       </w:r>
@@ -277,6 +677,38 @@
         </w:sectPr>
       </w:pPr>
     </w:p>
+    <w:tbl>
+      <w:tblPr>
+        <w:tblW w:type="auto" w:w="0"/>
+        <w:jc w:val="center"/>
+        <w:tblLook w:firstColumn="1" w:firstRow="1" w:lastColumn="0" w:lastRow="0" w:noHBand="0" w:noVBand="1" w:val="04A0"/>
+      </w:tblPr>
+      <w:tblGrid>
+        <w:gridCol w:w="10080"/>
+      </w:tblGrid>
+      <w:tr>
+        <w:trPr>
+          <w:trHeight w:val="160"/>
+        </w:trPr>
+        <w:tc>
+          <w:tcPr>
+            <w:tcW w:type="dxa" w:w="10080"/>
+            <w:shd w:fill="F07D00"/>
+            <w:tcBorders>
+              <w:top w:val="single" w:sz="6" w:space="0" w:color="F07D00"/>
+              <w:left w:val="single" w:sz="6" w:space="0" w:color="F07D00"/>
+              <w:bottom w:val="single" w:sz="6" w:space="0" w:color="F07D00"/>
+              <w:right w:val="single" w:sz="6" w:space="0" w:color="F07D00"/>
+              <w:insideH w:val="single" w:sz="6" w:space="0" w:color="F07D00"/>
+              <w:insideV w:val="single" w:sz="6" w:space="0" w:color="F07D00"/>
+            </w:tcBorders>
+          </w:tcPr>
+          <w:p>
+            <w:r/>
+          </w:p>
+        </w:tc>
+      </w:tr>
+    </w:tbl>
     <w:p>
       <w:pPr>
         <w:pStyle w:val="Heading1"/>
@@ -285,60 +717,544 @@
         <w:t>{{ product.name }}</w:t>
       </w:r>
     </w:p>
-    <w:p>
-      <w:r>
-        <w:t>Product ID: {{ product.product_id }}</w:t>
-      </w:r>
-    </w:p>
-    <w:p>
-      <w:r>
-        <w:t>Active substance: {{ product.active_substance }} ({{ product.concentration }})</w:t>
-      </w:r>
-    </w:p>
-    <w:p>
-      <w:r>
-        <w:t>Formulation: {{ product.formulation }}</w:t>
-      </w:r>
-    </w:p>
-    <w:p>
-      <w:r>
-        <w:t>Manufacturer: {{ product.manufacturer }}</w:t>
-      </w:r>
-    </w:p>
-    <w:p>
-      <w:r>
-        <w:t>{{ product.approval_line }}</w:t>
-      </w:r>
-    </w:p>
-    <w:p>
-      <w:r>
-        <w:t>Risk score: {{ product.risk_score }}</w:t>
-      </w:r>
-    </w:p>
-    <w:p>
-      <w:r>
-        <w:t>Applications assessed: {{ product.application_count }}</w:t>
-      </w:r>
-    </w:p>
-    <w:p>
-      <w:r>
-        <w:t>Average efficacy: {{ product.average_efficacy }}</w:t>
-      </w:r>
-    </w:p>
+    <w:tbl>
+      <w:tblPr>
+        <w:tblStyle w:val="TableGrid"/>
+        <w:tblW w:type="auto" w:w="0"/>
+        <w:jc w:val="center"/>
+        <w:tblLayout w:type="autofit"/>
+        <w:tblLook w:firstColumn="1" w:firstRow="1" w:lastColumn="0" w:lastRow="0" w:noHBand="0" w:noVBand="1" w:val="04A0"/>
+      </w:tblPr>
+      <w:tblGrid>
+        <w:gridCol w:w="5040"/>
+        <w:gridCol w:w="5040"/>
+      </w:tblGrid>
+      <w:tr>
+        <w:tc>
+          <w:tcPr>
+            <w:tcW w:type="dxa" w:w="2736"/>
+            <w:vAlign w:val="center"/>
+            <w:tcBorders>
+              <w:top w:val="single" w:sz="6" w:space="0" w:color="D9DEE7"/>
+              <w:left w:val="single" w:sz="6" w:space="0" w:color="D9DEE7"/>
+              <w:bottom w:val="single" w:sz="6" w:space="0" w:color="D9DEE7"/>
+              <w:right w:val="single" w:sz="6" w:space="0" w:color="D9DEE7"/>
+              <w:insideH w:val="single" w:sz="6" w:space="0" w:color="D9DEE7"/>
+              <w:insideV w:val="single" w:sz="6" w:space="0" w:color="D9DEE7"/>
+            </w:tcBorders>
+            <w:shd w:fill="FFF2E6"/>
+          </w:tcPr>
+          <w:p>
+            <w:pPr>
+              <w:spacing w:after="40"/>
+            </w:pPr>
+            <w:r>
+              <w:rPr>
+                <w:rFonts w:ascii="Arial" w:hAnsi="Arial"/>
+                <w:b/>
+                <w:color w:val="1D3A5E"/>
+                <w:sz w:val="18"/>
+              </w:rPr>
+              <w:t>Product ID</w:t>
+            </w:r>
+          </w:p>
+        </w:tc>
+        <w:tc>
+          <w:tcPr>
+            <w:tcW w:type="dxa" w:w="5040"/>
+            <w:vAlign w:val="center"/>
+            <w:tcBorders>
+              <w:top w:val="single" w:sz="6" w:space="0" w:color="D9DEE7"/>
+              <w:left w:val="single" w:sz="6" w:space="0" w:color="D9DEE7"/>
+              <w:bottom w:val="single" w:sz="6" w:space="0" w:color="D9DEE7"/>
+              <w:right w:val="single" w:sz="6" w:space="0" w:color="D9DEE7"/>
+              <w:insideH w:val="single" w:sz="6" w:space="0" w:color="D9DEE7"/>
+              <w:insideV w:val="single" w:sz="6" w:space="0" w:color="D9DEE7"/>
+            </w:tcBorders>
+            <w:shd w:fill="F5F5F5"/>
+          </w:tcPr>
+          <w:p>
+            <w:pPr>
+              <w:spacing w:after="40"/>
+            </w:pPr>
+            <w:r>
+              <w:rPr>
+                <w:rFonts w:ascii="Arial" w:hAnsi="Arial"/>
+                <w:b w:val="0"/>
+                <w:color w:val="1D3A5E"/>
+                <w:sz w:val="18"/>
+              </w:rPr>
+              <w:t>{{ product.product_id }}</w:t>
+            </w:r>
+          </w:p>
+        </w:tc>
+      </w:tr>
+      <w:tr>
+        <w:tc>
+          <w:tcPr>
+            <w:tcW w:type="dxa" w:w="2736"/>
+            <w:vAlign w:val="center"/>
+            <w:tcBorders>
+              <w:top w:val="single" w:sz="6" w:space="0" w:color="D9DEE7"/>
+              <w:left w:val="single" w:sz="6" w:space="0" w:color="D9DEE7"/>
+              <w:bottom w:val="single" w:sz="6" w:space="0" w:color="D9DEE7"/>
+              <w:right w:val="single" w:sz="6" w:space="0" w:color="D9DEE7"/>
+              <w:insideH w:val="single" w:sz="6" w:space="0" w:color="D9DEE7"/>
+              <w:insideV w:val="single" w:sz="6" w:space="0" w:color="D9DEE7"/>
+            </w:tcBorders>
+            <w:shd w:fill="FFF2E6"/>
+          </w:tcPr>
+          <w:p>
+            <w:pPr>
+              <w:spacing w:after="40"/>
+            </w:pPr>
+            <w:r>
+              <w:rPr>
+                <w:rFonts w:ascii="Arial" w:hAnsi="Arial"/>
+                <w:b/>
+                <w:color w:val="1D3A5E"/>
+                <w:sz w:val="18"/>
+              </w:rPr>
+              <w:t>Active substance</w:t>
+            </w:r>
+          </w:p>
+        </w:tc>
+        <w:tc>
+          <w:tcPr>
+            <w:tcW w:type="dxa" w:w="5040"/>
+            <w:vAlign w:val="center"/>
+            <w:tcBorders>
+              <w:top w:val="single" w:sz="6" w:space="0" w:color="D9DEE7"/>
+              <w:left w:val="single" w:sz="6" w:space="0" w:color="D9DEE7"/>
+              <w:bottom w:val="single" w:sz="6" w:space="0" w:color="D9DEE7"/>
+              <w:right w:val="single" w:sz="6" w:space="0" w:color="D9DEE7"/>
+              <w:insideH w:val="single" w:sz="6" w:space="0" w:color="D9DEE7"/>
+              <w:insideV w:val="single" w:sz="6" w:space="0" w:color="D9DEE7"/>
+            </w:tcBorders>
+            <w:shd w:fill="F5F5F5"/>
+          </w:tcPr>
+          <w:p>
+            <w:pPr>
+              <w:spacing w:after="40"/>
+            </w:pPr>
+            <w:r>
+              <w:rPr>
+                <w:rFonts w:ascii="Arial" w:hAnsi="Arial"/>
+                <w:b w:val="0"/>
+                <w:color w:val="1D3A5E"/>
+                <w:sz w:val="18"/>
+              </w:rPr>
+              <w:t>{{ product.active_substance }} ({{ product.concentration }})</w:t>
+            </w:r>
+          </w:p>
+        </w:tc>
+      </w:tr>
+      <w:tr>
+        <w:tc>
+          <w:tcPr>
+            <w:tcW w:type="dxa" w:w="2736"/>
+            <w:vAlign w:val="center"/>
+            <w:tcBorders>
+              <w:top w:val="single" w:sz="6" w:space="0" w:color="D9DEE7"/>
+              <w:left w:val="single" w:sz="6" w:space="0" w:color="D9DEE7"/>
+              <w:bottom w:val="single" w:sz="6" w:space="0" w:color="D9DEE7"/>
+              <w:right w:val="single" w:sz="6" w:space="0" w:color="D9DEE7"/>
+              <w:insideH w:val="single" w:sz="6" w:space="0" w:color="D9DEE7"/>
+              <w:insideV w:val="single" w:sz="6" w:space="0" w:color="D9DEE7"/>
+            </w:tcBorders>
+            <w:shd w:fill="FFF2E6"/>
+          </w:tcPr>
+          <w:p>
+            <w:pPr>
+              <w:spacing w:after="40"/>
+            </w:pPr>
+            <w:r>
+              <w:rPr>
+                <w:rFonts w:ascii="Arial" w:hAnsi="Arial"/>
+                <w:b/>
+                <w:color w:val="1D3A5E"/>
+                <w:sz w:val="18"/>
+              </w:rPr>
+              <w:t>Formulation</w:t>
+            </w:r>
+          </w:p>
+        </w:tc>
+        <w:tc>
+          <w:tcPr>
+            <w:tcW w:type="dxa" w:w="5040"/>
+            <w:vAlign w:val="center"/>
+            <w:tcBorders>
+              <w:top w:val="single" w:sz="6" w:space="0" w:color="D9DEE7"/>
+              <w:left w:val="single" w:sz="6" w:space="0" w:color="D9DEE7"/>
+              <w:bottom w:val="single" w:sz="6" w:space="0" w:color="D9DEE7"/>
+              <w:right w:val="single" w:sz="6" w:space="0" w:color="D9DEE7"/>
+              <w:insideH w:val="single" w:sz="6" w:space="0" w:color="D9DEE7"/>
+              <w:insideV w:val="single" w:sz="6" w:space="0" w:color="D9DEE7"/>
+            </w:tcBorders>
+            <w:shd w:fill="F5F5F5"/>
+          </w:tcPr>
+          <w:p>
+            <w:pPr>
+              <w:spacing w:after="40"/>
+            </w:pPr>
+            <w:r>
+              <w:rPr>
+                <w:rFonts w:ascii="Arial" w:hAnsi="Arial"/>
+                <w:b w:val="0"/>
+                <w:color w:val="1D3A5E"/>
+                <w:sz w:val="18"/>
+              </w:rPr>
+              <w:t>{{ product.formulation }}</w:t>
+            </w:r>
+          </w:p>
+        </w:tc>
+      </w:tr>
+      <w:tr>
+        <w:tc>
+          <w:tcPr>
+            <w:tcW w:type="dxa" w:w="2736"/>
+            <w:vAlign w:val="center"/>
+            <w:tcBorders>
+              <w:top w:val="single" w:sz="6" w:space="0" w:color="D9DEE7"/>
+              <w:left w:val="single" w:sz="6" w:space="0" w:color="D9DEE7"/>
+              <w:bottom w:val="single" w:sz="6" w:space="0" w:color="D9DEE7"/>
+              <w:right w:val="single" w:sz="6" w:space="0" w:color="D9DEE7"/>
+              <w:insideH w:val="single" w:sz="6" w:space="0" w:color="D9DEE7"/>
+              <w:insideV w:val="single" w:sz="6" w:space="0" w:color="D9DEE7"/>
+            </w:tcBorders>
+            <w:shd w:fill="FFF2E6"/>
+          </w:tcPr>
+          <w:p>
+            <w:pPr>
+              <w:spacing w:after="40"/>
+            </w:pPr>
+            <w:r>
+              <w:rPr>
+                <w:rFonts w:ascii="Arial" w:hAnsi="Arial"/>
+                <w:b/>
+                <w:color w:val="1D3A5E"/>
+                <w:sz w:val="18"/>
+              </w:rPr>
+              <w:t>Manufacturer</w:t>
+            </w:r>
+          </w:p>
+        </w:tc>
+        <w:tc>
+          <w:tcPr>
+            <w:tcW w:type="dxa" w:w="5040"/>
+            <w:vAlign w:val="center"/>
+            <w:tcBorders>
+              <w:top w:val="single" w:sz="6" w:space="0" w:color="D9DEE7"/>
+              <w:left w:val="single" w:sz="6" w:space="0" w:color="D9DEE7"/>
+              <w:bottom w:val="single" w:sz="6" w:space="0" w:color="D9DEE7"/>
+              <w:right w:val="single" w:sz="6" w:space="0" w:color="D9DEE7"/>
+              <w:insideH w:val="single" w:sz="6" w:space="0" w:color="D9DEE7"/>
+              <w:insideV w:val="single" w:sz="6" w:space="0" w:color="D9DEE7"/>
+            </w:tcBorders>
+            <w:shd w:fill="F5F5F5"/>
+          </w:tcPr>
+          <w:p>
+            <w:pPr>
+              <w:spacing w:after="40"/>
+            </w:pPr>
+            <w:r>
+              <w:rPr>
+                <w:rFonts w:ascii="Arial" w:hAnsi="Arial"/>
+                <w:b w:val="0"/>
+                <w:color w:val="1D3A5E"/>
+                <w:sz w:val="18"/>
+              </w:rPr>
+              <w:t>{{ product.manufacturer }}</w:t>
+            </w:r>
+          </w:p>
+        </w:tc>
+      </w:tr>
+      <w:tr>
+        <w:tc>
+          <w:tcPr>
+            <w:tcW w:type="dxa" w:w="2736"/>
+            <w:vAlign w:val="center"/>
+            <w:tcBorders>
+              <w:top w:val="single" w:sz="6" w:space="0" w:color="D9DEE7"/>
+              <w:left w:val="single" w:sz="6" w:space="0" w:color="D9DEE7"/>
+              <w:bottom w:val="single" w:sz="6" w:space="0" w:color="D9DEE7"/>
+              <w:right w:val="single" w:sz="6" w:space="0" w:color="D9DEE7"/>
+              <w:insideH w:val="single" w:sz="6" w:space="0" w:color="D9DEE7"/>
+              <w:insideV w:val="single" w:sz="6" w:space="0" w:color="D9DEE7"/>
+            </w:tcBorders>
+            <w:shd w:fill="FFF2E6"/>
+          </w:tcPr>
+          <w:p>
+            <w:pPr>
+              <w:spacing w:after="40"/>
+            </w:pPr>
+            <w:r>
+              <w:rPr>
+                <w:rFonts w:ascii="Arial" w:hAnsi="Arial"/>
+                <w:b/>
+                <w:color w:val="1D3A5E"/>
+                <w:sz w:val="18"/>
+              </w:rPr>
+              <w:t>Approval</w:t>
+            </w:r>
+          </w:p>
+        </w:tc>
+        <w:tc>
+          <w:tcPr>
+            <w:tcW w:type="dxa" w:w="5040"/>
+            <w:vAlign w:val="center"/>
+            <w:tcBorders>
+              <w:top w:val="single" w:sz="6" w:space="0" w:color="D9DEE7"/>
+              <w:left w:val="single" w:sz="6" w:space="0" w:color="D9DEE7"/>
+              <w:bottom w:val="single" w:sz="6" w:space="0" w:color="D9DEE7"/>
+              <w:right w:val="single" w:sz="6" w:space="0" w:color="D9DEE7"/>
+              <w:insideH w:val="single" w:sz="6" w:space="0" w:color="D9DEE7"/>
+              <w:insideV w:val="single" w:sz="6" w:space="0" w:color="D9DEE7"/>
+            </w:tcBorders>
+            <w:shd w:fill="F5F5F5"/>
+          </w:tcPr>
+          <w:p>
+            <w:pPr>
+              <w:spacing w:after="40"/>
+            </w:pPr>
+            <w:r>
+              <w:rPr>
+                <w:rFonts w:ascii="Arial" w:hAnsi="Arial"/>
+                <w:b w:val="0"/>
+                <w:color w:val="1D3A5E"/>
+                <w:sz w:val="18"/>
+              </w:rPr>
+              <w:t>{{ product.approval_line }}</w:t>
+            </w:r>
+          </w:p>
+        </w:tc>
+      </w:tr>
+      <w:tr>
+        <w:tc>
+          <w:tcPr>
+            <w:tcW w:type="dxa" w:w="2736"/>
+            <w:vAlign w:val="center"/>
+            <w:tcBorders>
+              <w:top w:val="single" w:sz="6" w:space="0" w:color="D9DEE7"/>
+              <w:left w:val="single" w:sz="6" w:space="0" w:color="D9DEE7"/>
+              <w:bottom w:val="single" w:sz="6" w:space="0" w:color="D9DEE7"/>
+              <w:right w:val="single" w:sz="6" w:space="0" w:color="D9DEE7"/>
+              <w:insideH w:val="single" w:sz="6" w:space="0" w:color="D9DEE7"/>
+              <w:insideV w:val="single" w:sz="6" w:space="0" w:color="D9DEE7"/>
+            </w:tcBorders>
+            <w:shd w:fill="FFF2E6"/>
+          </w:tcPr>
+          <w:p>
+            <w:pPr>
+              <w:spacing w:after="40"/>
+            </w:pPr>
+            <w:r>
+              <w:rPr>
+                <w:rFonts w:ascii="Arial" w:hAnsi="Arial"/>
+                <w:b/>
+                <w:color w:val="1D3A5E"/>
+                <w:sz w:val="18"/>
+              </w:rPr>
+              <w:t>Risk score</w:t>
+            </w:r>
+          </w:p>
+        </w:tc>
+        <w:tc>
+          <w:tcPr>
+            <w:tcW w:type="dxa" w:w="5040"/>
+            <w:vAlign w:val="center"/>
+            <w:tcBorders>
+              <w:top w:val="single" w:sz="6" w:space="0" w:color="D9DEE7"/>
+              <w:left w:val="single" w:sz="6" w:space="0" w:color="D9DEE7"/>
+              <w:bottom w:val="single" w:sz="6" w:space="0" w:color="D9DEE7"/>
+              <w:right w:val="single" w:sz="6" w:space="0" w:color="D9DEE7"/>
+              <w:insideH w:val="single" w:sz="6" w:space="0" w:color="D9DEE7"/>
+              <w:insideV w:val="single" w:sz="6" w:space="0" w:color="D9DEE7"/>
+            </w:tcBorders>
+            <w:shd w:fill="F5F5F5"/>
+          </w:tcPr>
+          <w:p>
+            <w:pPr>
+              <w:spacing w:after="40"/>
+            </w:pPr>
+            <w:r>
+              <w:rPr>
+                <w:rFonts w:ascii="Arial" w:hAnsi="Arial"/>
+                <w:b w:val="0"/>
+                <w:color w:val="1D3A5E"/>
+                <w:sz w:val="18"/>
+              </w:rPr>
+              <w:t>{{ product.risk_score }}</w:t>
+            </w:r>
+          </w:p>
+        </w:tc>
+      </w:tr>
+      <w:tr>
+        <w:tc>
+          <w:tcPr>
+            <w:tcW w:type="dxa" w:w="2736"/>
+            <w:vAlign w:val="center"/>
+            <w:tcBorders>
+              <w:top w:val="single" w:sz="6" w:space="0" w:color="D9DEE7"/>
+              <w:left w:val="single" w:sz="6" w:space="0" w:color="D9DEE7"/>
+              <w:bottom w:val="single" w:sz="6" w:space="0" w:color="D9DEE7"/>
+              <w:right w:val="single" w:sz="6" w:space="0" w:color="D9DEE7"/>
+              <w:insideH w:val="single" w:sz="6" w:space="0" w:color="D9DEE7"/>
+              <w:insideV w:val="single" w:sz="6" w:space="0" w:color="D9DEE7"/>
+            </w:tcBorders>
+            <w:shd w:fill="FFF2E6"/>
+          </w:tcPr>
+          <w:p>
+            <w:pPr>
+              <w:spacing w:after="40"/>
+            </w:pPr>
+            <w:r>
+              <w:rPr>
+                <w:rFonts w:ascii="Arial" w:hAnsi="Arial"/>
+                <w:b/>
+                <w:color w:val="1D3A5E"/>
+                <w:sz w:val="18"/>
+              </w:rPr>
+              <w:t>Applications assessed</w:t>
+            </w:r>
+          </w:p>
+        </w:tc>
+        <w:tc>
+          <w:tcPr>
+            <w:tcW w:type="dxa" w:w="5040"/>
+            <w:vAlign w:val="center"/>
+            <w:tcBorders>
+              <w:top w:val="single" w:sz="6" w:space="0" w:color="D9DEE7"/>
+              <w:left w:val="single" w:sz="6" w:space="0" w:color="D9DEE7"/>
+              <w:bottom w:val="single" w:sz="6" w:space="0" w:color="D9DEE7"/>
+              <w:right w:val="single" w:sz="6" w:space="0" w:color="D9DEE7"/>
+              <w:insideH w:val="single" w:sz="6" w:space="0" w:color="D9DEE7"/>
+              <w:insideV w:val="single" w:sz="6" w:space="0" w:color="D9DEE7"/>
+            </w:tcBorders>
+            <w:shd w:fill="F5F5F5"/>
+          </w:tcPr>
+          <w:p>
+            <w:pPr>
+              <w:spacing w:after="40"/>
+            </w:pPr>
+            <w:r>
+              <w:rPr>
+                <w:rFonts w:ascii="Arial" w:hAnsi="Arial"/>
+                <w:b w:val="0"/>
+                <w:color w:val="1D3A5E"/>
+                <w:sz w:val="18"/>
+              </w:rPr>
+              <w:t>{{ product.application_count }}</w:t>
+            </w:r>
+          </w:p>
+        </w:tc>
+      </w:tr>
+      <w:tr>
+        <w:tc>
+          <w:tcPr>
+            <w:tcW w:type="dxa" w:w="2736"/>
+            <w:vAlign w:val="center"/>
+            <w:tcBorders>
+              <w:top w:val="single" w:sz="6" w:space="0" w:color="D9DEE7"/>
+              <w:left w:val="single" w:sz="6" w:space="0" w:color="D9DEE7"/>
+              <w:bottom w:val="single" w:sz="6" w:space="0" w:color="D9DEE7"/>
+              <w:right w:val="single" w:sz="6" w:space="0" w:color="D9DEE7"/>
+              <w:insideH w:val="single" w:sz="6" w:space="0" w:color="D9DEE7"/>
+              <w:insideV w:val="single" w:sz="6" w:space="0" w:color="D9DEE7"/>
+            </w:tcBorders>
+            <w:shd w:fill="FFF2E6"/>
+          </w:tcPr>
+          <w:p>
+            <w:pPr>
+              <w:spacing w:after="40"/>
+            </w:pPr>
+            <w:r>
+              <w:rPr>
+                <w:rFonts w:ascii="Arial" w:hAnsi="Arial"/>
+                <w:b/>
+                <w:color w:val="1D3A5E"/>
+                <w:sz w:val="18"/>
+              </w:rPr>
+              <w:t>Average efficacy</w:t>
+            </w:r>
+          </w:p>
+        </w:tc>
+        <w:tc>
+          <w:tcPr>
+            <w:tcW w:type="dxa" w:w="5040"/>
+            <w:vAlign w:val="center"/>
+            <w:tcBorders>
+              <w:top w:val="single" w:sz="6" w:space="0" w:color="D9DEE7"/>
+              <w:left w:val="single" w:sz="6" w:space="0" w:color="D9DEE7"/>
+              <w:bottom w:val="single" w:sz="6" w:space="0" w:color="D9DEE7"/>
+              <w:right w:val="single" w:sz="6" w:space="0" w:color="D9DEE7"/>
+              <w:insideH w:val="single" w:sz="6" w:space="0" w:color="D9DEE7"/>
+              <w:insideV w:val="single" w:sz="6" w:space="0" w:color="D9DEE7"/>
+            </w:tcBorders>
+            <w:shd w:fill="F5F5F5"/>
+          </w:tcPr>
+          <w:p>
+            <w:pPr>
+              <w:spacing w:after="40"/>
+            </w:pPr>
+            <w:r>
+              <w:rPr>
+                <w:rFonts w:ascii="Arial" w:hAnsi="Arial"/>
+                <w:b w:val="0"/>
+                <w:color w:val="1D3A5E"/>
+                <w:sz w:val="18"/>
+              </w:rPr>
+              <w:t>{{ product.average_efficacy }}</w:t>
+            </w:r>
+          </w:p>
+        </w:tc>
+      </w:tr>
+    </w:tbl>
     <w:p>
       <w:r>
         <w:t>{% if product.show_high_risk_notice %}</w:t>
       </w:r>
     </w:p>
-    <w:p>
-      <w:r>
-        <w:rPr>
-          <w:b/>
-          <w:color w:val="9C2B2B"/>
-        </w:rPr>
-        <w:t>{{ product.high_risk_notice }}</w:t>
-      </w:r>
-    </w:p>
+    <w:tbl>
+      <w:tblPr>
+        <w:tblStyle w:val="TableGrid"/>
+        <w:tblW w:type="auto" w:w="0"/>
+        <w:tblLook w:firstColumn="1" w:firstRow="1" w:lastColumn="0" w:lastRow="0" w:noHBand="0" w:noVBand="1" w:val="04A0"/>
+      </w:tblPr>
+      <w:tblGrid>
+        <w:gridCol w:w="10080"/>
+      </w:tblGrid>
+      <w:tr>
+        <w:tc>
+          <w:tcPr>
+            <w:tcW w:type="dxa" w:w="10080"/>
+            <w:shd w:fill="FCE4E4"/>
+            <w:tcBorders>
+              <w:top w:val="single" w:sz="6" w:space="0" w:color="9C2B2B"/>
+              <w:left w:val="single" w:sz="6" w:space="0" w:color="9C2B2B"/>
+              <w:bottom w:val="single" w:sz="6" w:space="0" w:color="9C2B2B"/>
+              <w:right w:val="single" w:sz="6" w:space="0" w:color="9C2B2B"/>
+              <w:insideH w:val="single" w:sz="6" w:space="0" w:color="9C2B2B"/>
+              <w:insideV w:val="single" w:sz="6" w:space="0" w:color="9C2B2B"/>
+            </w:tcBorders>
+          </w:tcPr>
+          <w:p>
+            <w:pPr>
+              <w:spacing w:after="40"/>
+            </w:pPr>
+            <w:r>
+              <w:rPr>
+                <w:rFonts w:ascii="Arial" w:hAnsi="Arial"/>
+                <w:b/>
+                <w:color w:val="9C2B2B"/>
+                <w:sz w:val="18"/>
+              </w:rPr>
+              <w:t>{{ product.high_risk_notice }}</w:t>
+            </w:r>
+          </w:p>
+        </w:tc>
+      </w:tr>
+    </w:tbl>
     <w:p>
       <w:r>
         <w:t>{% endif %}</w:t>
@@ -371,9 +1287,28 @@
         <w:tc>
           <w:tcPr>
             <w:tcW w:type="dxa" w:w="1440"/>
+            <w:vAlign w:val="center"/>
+            <w:shd w:fill="1D3A5E"/>
+            <w:tcBorders>
+              <w:top w:val="single" w:sz="6" w:space="0" w:color="1D3A5E"/>
+              <w:left w:val="single" w:sz="6" w:space="0" w:color="1D3A5E"/>
+              <w:bottom w:val="single" w:sz="6" w:space="0" w:color="1D3A5E"/>
+              <w:right w:val="single" w:sz="6" w:space="0" w:color="1D3A5E"/>
+              <w:insideH w:val="single" w:sz="6" w:space="0" w:color="1D3A5E"/>
+              <w:insideV w:val="single" w:sz="6" w:space="0" w:color="1D3A5E"/>
+            </w:tcBorders>
           </w:tcPr>
           <w:p>
+            <w:pPr>
+              <w:spacing w:after="40"/>
+            </w:pPr>
             <w:r>
+              <w:rPr>
+                <w:rFonts w:ascii="Arial" w:hAnsi="Arial"/>
+                <w:b/>
+                <w:color w:val="FFFFFF"/>
+                <w:sz w:val="18"/>
+              </w:rPr>
               <w:t>Crop</w:t>
             </w:r>
           </w:p>
@@ -381,9 +1316,28 @@
         <w:tc>
           <w:tcPr>
             <w:tcW w:type="dxa" w:w="1440"/>
+            <w:vAlign w:val="center"/>
+            <w:shd w:fill="1D3A5E"/>
+            <w:tcBorders>
+              <w:top w:val="single" w:sz="6" w:space="0" w:color="1D3A5E"/>
+              <w:left w:val="single" w:sz="6" w:space="0" w:color="1D3A5E"/>
+              <w:bottom w:val="single" w:sz="6" w:space="0" w:color="1D3A5E"/>
+              <w:right w:val="single" w:sz="6" w:space="0" w:color="1D3A5E"/>
+              <w:insideH w:val="single" w:sz="6" w:space="0" w:color="1D3A5E"/>
+              <w:insideV w:val="single" w:sz="6" w:space="0" w:color="1D3A5E"/>
+            </w:tcBorders>
           </w:tcPr>
           <w:p>
+            <w:pPr>
+              <w:spacing w:after="40"/>
+            </w:pPr>
             <w:r>
+              <w:rPr>
+                <w:rFonts w:ascii="Arial" w:hAnsi="Arial"/>
+                <w:b/>
+                <w:color w:val="FFFFFF"/>
+                <w:sz w:val="18"/>
+              </w:rPr>
               <w:t>Target pest</w:t>
             </w:r>
           </w:p>
@@ -391,9 +1345,28 @@
         <w:tc>
           <w:tcPr>
             <w:tcW w:type="dxa" w:w="1440"/>
+            <w:vAlign w:val="center"/>
+            <w:shd w:fill="1D3A5E"/>
+            <w:tcBorders>
+              <w:top w:val="single" w:sz="6" w:space="0" w:color="1D3A5E"/>
+              <w:left w:val="single" w:sz="6" w:space="0" w:color="1D3A5E"/>
+              <w:bottom w:val="single" w:sz="6" w:space="0" w:color="1D3A5E"/>
+              <w:right w:val="single" w:sz="6" w:space="0" w:color="1D3A5E"/>
+              <w:insideH w:val="single" w:sz="6" w:space="0" w:color="1D3A5E"/>
+              <w:insideV w:val="single" w:sz="6" w:space="0" w:color="1D3A5E"/>
+            </w:tcBorders>
           </w:tcPr>
           <w:p>
+            <w:pPr>
+              <w:spacing w:after="40"/>
+            </w:pPr>
             <w:r>
+              <w:rPr>
+                <w:rFonts w:ascii="Arial" w:hAnsi="Arial"/>
+                <w:b/>
+                <w:color w:val="FFFFFF"/>
+                <w:sz w:val="18"/>
+              </w:rPr>
               <w:t>BBCH</w:t>
             </w:r>
           </w:p>
@@ -401,9 +1374,28 @@
         <w:tc>
           <w:tcPr>
             <w:tcW w:type="dxa" w:w="1440"/>
+            <w:vAlign w:val="center"/>
+            <w:shd w:fill="1D3A5E"/>
+            <w:tcBorders>
+              <w:top w:val="single" w:sz="6" w:space="0" w:color="1D3A5E"/>
+              <w:left w:val="single" w:sz="6" w:space="0" w:color="1D3A5E"/>
+              <w:bottom w:val="single" w:sz="6" w:space="0" w:color="1D3A5E"/>
+              <w:right w:val="single" w:sz="6" w:space="0" w:color="1D3A5E"/>
+              <w:insideH w:val="single" w:sz="6" w:space="0" w:color="1D3A5E"/>
+              <w:insideV w:val="single" w:sz="6" w:space="0" w:color="1D3A5E"/>
+            </w:tcBorders>
           </w:tcPr>
           <w:p>
+            <w:pPr>
+              <w:spacing w:after="40"/>
+            </w:pPr>
             <w:r>
+              <w:rPr>
+                <w:rFonts w:ascii="Arial" w:hAnsi="Arial"/>
+                <w:b/>
+                <w:color w:val="FFFFFF"/>
+                <w:sz w:val="18"/>
+              </w:rPr>
               <w:t>Dose</w:t>
             </w:r>
           </w:p>
@@ -411,9 +1403,28 @@
         <w:tc>
           <w:tcPr>
             <w:tcW w:type="dxa" w:w="1440"/>
+            <w:vAlign w:val="center"/>
+            <w:shd w:fill="1D3A5E"/>
+            <w:tcBorders>
+              <w:top w:val="single" w:sz="6" w:space="0" w:color="1D3A5E"/>
+              <w:left w:val="single" w:sz="6" w:space="0" w:color="1D3A5E"/>
+              <w:bottom w:val="single" w:sz="6" w:space="0" w:color="1D3A5E"/>
+              <w:right w:val="single" w:sz="6" w:space="0" w:color="1D3A5E"/>
+              <w:insideH w:val="single" w:sz="6" w:space="0" w:color="1D3A5E"/>
+              <w:insideV w:val="single" w:sz="6" w:space="0" w:color="1D3A5E"/>
+            </w:tcBorders>
           </w:tcPr>
           <w:p>
+            <w:pPr>
+              <w:spacing w:after="40"/>
+            </w:pPr>
             <w:r>
+              <w:rPr>
+                <w:rFonts w:ascii="Arial" w:hAnsi="Arial"/>
+                <w:b/>
+                <w:color w:val="FFFFFF"/>
+                <w:sz w:val="18"/>
+              </w:rPr>
               <w:t>Max apps</w:t>
             </w:r>
           </w:p>
@@ -421,9 +1432,28 @@
         <w:tc>
           <w:tcPr>
             <w:tcW w:type="dxa" w:w="1440"/>
+            <w:vAlign w:val="center"/>
+            <w:shd w:fill="1D3A5E"/>
+            <w:tcBorders>
+              <w:top w:val="single" w:sz="6" w:space="0" w:color="1D3A5E"/>
+              <w:left w:val="single" w:sz="6" w:space="0" w:color="1D3A5E"/>
+              <w:bottom w:val="single" w:sz="6" w:space="0" w:color="1D3A5E"/>
+              <w:right w:val="single" w:sz="6" w:space="0" w:color="1D3A5E"/>
+              <w:insideH w:val="single" w:sz="6" w:space="0" w:color="1D3A5E"/>
+              <w:insideV w:val="single" w:sz="6" w:space="0" w:color="1D3A5E"/>
+            </w:tcBorders>
           </w:tcPr>
           <w:p>
+            <w:pPr>
+              <w:spacing w:after="40"/>
+            </w:pPr>
             <w:r>
+              <w:rPr>
+                <w:rFonts w:ascii="Arial" w:hAnsi="Arial"/>
+                <w:b/>
+                <w:color w:val="FFFFFF"/>
+                <w:sz w:val="18"/>
+              </w:rPr>
               <w:t>Efficacy</w:t>
             </w:r>
           </w:p>
@@ -431,9 +1461,28 @@
         <w:tc>
           <w:tcPr>
             <w:tcW w:type="dxa" w:w="1440"/>
+            <w:vAlign w:val="center"/>
+            <w:shd w:fill="1D3A5E"/>
+            <w:tcBorders>
+              <w:top w:val="single" w:sz="6" w:space="0" w:color="1D3A5E"/>
+              <w:left w:val="single" w:sz="6" w:space="0" w:color="1D3A5E"/>
+              <w:bottom w:val="single" w:sz="6" w:space="0" w:color="1D3A5E"/>
+              <w:right w:val="single" w:sz="6" w:space="0" w:color="1D3A5E"/>
+              <w:insideH w:val="single" w:sz="6" w:space="0" w:color="1D3A5E"/>
+              <w:insideV w:val="single" w:sz="6" w:space="0" w:color="1D3A5E"/>
+            </w:tcBorders>
           </w:tcPr>
           <w:p>
+            <w:pPr>
+              <w:spacing w:after="40"/>
+            </w:pPr>
             <w:r>
+              <w:rPr>
+                <w:rFonts w:ascii="Arial" w:hAnsi="Arial"/>
+                <w:b/>
+                <w:color w:val="FFFFFF"/>
+                <w:sz w:val="18"/>
+              </w:rPr>
               <w:t>PHI days</w:t>
             </w:r>
           </w:p>
@@ -443,9 +1492,27 @@
         <w:tc>
           <w:tcPr>
             <w:tcW w:type="dxa" w:w="1440"/>
+            <w:vAlign w:val="center"/>
+            <w:tcBorders>
+              <w:top w:val="single" w:sz="6" w:space="0" w:color="D9DEE7"/>
+              <w:left w:val="single" w:sz="6" w:space="0" w:color="D9DEE7"/>
+              <w:bottom w:val="single" w:sz="6" w:space="0" w:color="D9DEE7"/>
+              <w:right w:val="single" w:sz="6" w:space="0" w:color="D9DEE7"/>
+              <w:insideH w:val="single" w:sz="6" w:space="0" w:color="D9DEE7"/>
+              <w:insideV w:val="single" w:sz="6" w:space="0" w:color="D9DEE7"/>
+            </w:tcBorders>
           </w:tcPr>
           <w:p>
+            <w:pPr>
+              <w:spacing w:after="40"/>
+            </w:pPr>
             <w:r>
+              <w:rPr>
+                <w:rFonts w:ascii="Arial" w:hAnsi="Arial"/>
+                <w:b w:val="0"/>
+                <w:color w:val="1D3A5E"/>
+                <w:sz w:val="18"/>
+              </w:rPr>
               <w:t>{%tr for app in product.applications %}</w:t>
             </w:r>
           </w:p>
@@ -453,47 +1520,143 @@
         <w:tc>
           <w:tcPr>
             <w:tcW w:type="dxa" w:w="1440"/>
+            <w:vAlign w:val="center"/>
+            <w:tcBorders>
+              <w:top w:val="single" w:sz="6" w:space="0" w:color="D9DEE7"/>
+              <w:left w:val="single" w:sz="6" w:space="0" w:color="D9DEE7"/>
+              <w:bottom w:val="single" w:sz="6" w:space="0" w:color="D9DEE7"/>
+              <w:right w:val="single" w:sz="6" w:space="0" w:color="D9DEE7"/>
+              <w:insideH w:val="single" w:sz="6" w:space="0" w:color="D9DEE7"/>
+              <w:insideV w:val="single" w:sz="6" w:space="0" w:color="D9DEE7"/>
+            </w:tcBorders>
           </w:tcPr>
-          <w:p/>
+          <w:p>
+            <w:pPr>
+              <w:spacing w:after="40"/>
+            </w:pPr>
+          </w:p>
         </w:tc>
         <w:tc>
           <w:tcPr>
             <w:tcW w:type="dxa" w:w="1440"/>
+            <w:vAlign w:val="center"/>
+            <w:tcBorders>
+              <w:top w:val="single" w:sz="6" w:space="0" w:color="D9DEE7"/>
+              <w:left w:val="single" w:sz="6" w:space="0" w:color="D9DEE7"/>
+              <w:bottom w:val="single" w:sz="6" w:space="0" w:color="D9DEE7"/>
+              <w:right w:val="single" w:sz="6" w:space="0" w:color="D9DEE7"/>
+              <w:insideH w:val="single" w:sz="6" w:space="0" w:color="D9DEE7"/>
+              <w:insideV w:val="single" w:sz="6" w:space="0" w:color="D9DEE7"/>
+            </w:tcBorders>
           </w:tcPr>
-          <w:p/>
+          <w:p>
+            <w:pPr>
+              <w:spacing w:after="40"/>
+            </w:pPr>
+          </w:p>
         </w:tc>
         <w:tc>
           <w:tcPr>
             <w:tcW w:type="dxa" w:w="1440"/>
+            <w:vAlign w:val="center"/>
+            <w:tcBorders>
+              <w:top w:val="single" w:sz="6" w:space="0" w:color="D9DEE7"/>
+              <w:left w:val="single" w:sz="6" w:space="0" w:color="D9DEE7"/>
+              <w:bottom w:val="single" w:sz="6" w:space="0" w:color="D9DEE7"/>
+              <w:right w:val="single" w:sz="6" w:space="0" w:color="D9DEE7"/>
+              <w:insideH w:val="single" w:sz="6" w:space="0" w:color="D9DEE7"/>
+              <w:insideV w:val="single" w:sz="6" w:space="0" w:color="D9DEE7"/>
+            </w:tcBorders>
           </w:tcPr>
-          <w:p/>
+          <w:p>
+            <w:pPr>
+              <w:spacing w:after="40"/>
+            </w:pPr>
+          </w:p>
         </w:tc>
         <w:tc>
           <w:tcPr>
             <w:tcW w:type="dxa" w:w="1440"/>
+            <w:vAlign w:val="center"/>
+            <w:tcBorders>
+              <w:top w:val="single" w:sz="6" w:space="0" w:color="D9DEE7"/>
+              <w:left w:val="single" w:sz="6" w:space="0" w:color="D9DEE7"/>
+              <w:bottom w:val="single" w:sz="6" w:space="0" w:color="D9DEE7"/>
+              <w:right w:val="single" w:sz="6" w:space="0" w:color="D9DEE7"/>
+              <w:insideH w:val="single" w:sz="6" w:space="0" w:color="D9DEE7"/>
+              <w:insideV w:val="single" w:sz="6" w:space="0" w:color="D9DEE7"/>
+            </w:tcBorders>
           </w:tcPr>
-          <w:p/>
+          <w:p>
+            <w:pPr>
+              <w:spacing w:after="40"/>
+            </w:pPr>
+          </w:p>
         </w:tc>
         <w:tc>
           <w:tcPr>
             <w:tcW w:type="dxa" w:w="1440"/>
+            <w:vAlign w:val="center"/>
+            <w:tcBorders>
+              <w:top w:val="single" w:sz="6" w:space="0" w:color="D9DEE7"/>
+              <w:left w:val="single" w:sz="6" w:space="0" w:color="D9DEE7"/>
+              <w:bottom w:val="single" w:sz="6" w:space="0" w:color="D9DEE7"/>
+              <w:right w:val="single" w:sz="6" w:space="0" w:color="D9DEE7"/>
+              <w:insideH w:val="single" w:sz="6" w:space="0" w:color="D9DEE7"/>
+              <w:insideV w:val="single" w:sz="6" w:space="0" w:color="D9DEE7"/>
+            </w:tcBorders>
           </w:tcPr>
-          <w:p/>
+          <w:p>
+            <w:pPr>
+              <w:spacing w:after="40"/>
+            </w:pPr>
+          </w:p>
         </w:tc>
         <w:tc>
           <w:tcPr>
             <w:tcW w:type="dxa" w:w="1440"/>
+            <w:vAlign w:val="center"/>
+            <w:tcBorders>
+              <w:top w:val="single" w:sz="6" w:space="0" w:color="D9DEE7"/>
+              <w:left w:val="single" w:sz="6" w:space="0" w:color="D9DEE7"/>
+              <w:bottom w:val="single" w:sz="6" w:space="0" w:color="D9DEE7"/>
+              <w:right w:val="single" w:sz="6" w:space="0" w:color="D9DEE7"/>
+              <w:insideH w:val="single" w:sz="6" w:space="0" w:color="D9DEE7"/>
+              <w:insideV w:val="single" w:sz="6" w:space="0" w:color="D9DEE7"/>
+            </w:tcBorders>
           </w:tcPr>
-          <w:p/>
+          <w:p>
+            <w:pPr>
+              <w:spacing w:after="40"/>
+            </w:pPr>
+          </w:p>
         </w:tc>
       </w:tr>
       <w:tr>
         <w:tc>
           <w:tcPr>
             <w:tcW w:type="dxa" w:w="1440"/>
+            <w:vAlign w:val="center"/>
+            <w:tcBorders>
+              <w:top w:val="single" w:sz="6" w:space="0" w:color="D9DEE7"/>
+              <w:left w:val="single" w:sz="6" w:space="0" w:color="D9DEE7"/>
+              <w:bottom w:val="single" w:sz="6" w:space="0" w:color="D9DEE7"/>
+              <w:right w:val="single" w:sz="6" w:space="0" w:color="D9DEE7"/>
+              <w:insideH w:val="single" w:sz="6" w:space="0" w:color="D9DEE7"/>
+              <w:insideV w:val="single" w:sz="6" w:space="0" w:color="D9DEE7"/>
+            </w:tcBorders>
           </w:tcPr>
           <w:p>
+            <w:pPr>
+              <w:spacing w:after="40"/>
+            </w:pPr>
             <w:r>
+              <w:rPr>
+                <w:rFonts w:ascii="Arial" w:hAnsi="Arial"/>
+                <w:b w:val="0"/>
+                <w:color w:val="1D3A5E"/>
+                <w:sz w:val="18"/>
+              </w:rPr>
               <w:t>{{ app.crop }}</w:t>
             </w:r>
           </w:p>
@@ -501,9 +1664,27 @@
         <w:tc>
           <w:tcPr>
             <w:tcW w:type="dxa" w:w="1440"/>
+            <w:vAlign w:val="center"/>
+            <w:tcBorders>
+              <w:top w:val="single" w:sz="6" w:space="0" w:color="D9DEE7"/>
+              <w:left w:val="single" w:sz="6" w:space="0" w:color="D9DEE7"/>
+              <w:bottom w:val="single" w:sz="6" w:space="0" w:color="D9DEE7"/>
+              <w:right w:val="single" w:sz="6" w:space="0" w:color="D9DEE7"/>
+              <w:insideH w:val="single" w:sz="6" w:space="0" w:color="D9DEE7"/>
+              <w:insideV w:val="single" w:sz="6" w:space="0" w:color="D9DEE7"/>
+            </w:tcBorders>
           </w:tcPr>
           <w:p>
+            <w:pPr>
+              <w:spacing w:after="40"/>
+            </w:pPr>
             <w:r>
+              <w:rPr>
+                <w:rFonts w:ascii="Arial" w:hAnsi="Arial"/>
+                <w:b w:val="0"/>
+                <w:color w:val="1D3A5E"/>
+                <w:sz w:val="18"/>
+              </w:rPr>
               <w:t>{{ app.target_pest }}</w:t>
             </w:r>
           </w:p>
@@ -511,9 +1692,27 @@
         <w:tc>
           <w:tcPr>
             <w:tcW w:type="dxa" w:w="1440"/>
+            <w:vAlign w:val="center"/>
+            <w:tcBorders>
+              <w:top w:val="single" w:sz="6" w:space="0" w:color="D9DEE7"/>
+              <w:left w:val="single" w:sz="6" w:space="0" w:color="D9DEE7"/>
+              <w:bottom w:val="single" w:sz="6" w:space="0" w:color="D9DEE7"/>
+              <w:right w:val="single" w:sz="6" w:space="0" w:color="D9DEE7"/>
+              <w:insideH w:val="single" w:sz="6" w:space="0" w:color="D9DEE7"/>
+              <w:insideV w:val="single" w:sz="6" w:space="0" w:color="D9DEE7"/>
+            </w:tcBorders>
           </w:tcPr>
           <w:p>
+            <w:pPr>
+              <w:spacing w:after="40"/>
+            </w:pPr>
             <w:r>
+              <w:rPr>
+                <w:rFonts w:ascii="Arial" w:hAnsi="Arial"/>
+                <w:b w:val="0"/>
+                <w:color w:val="1D3A5E"/>
+                <w:sz w:val="18"/>
+              </w:rPr>
               <w:t>{{ app.bbch }}</w:t>
             </w:r>
           </w:p>
@@ -521,9 +1720,27 @@
         <w:tc>
           <w:tcPr>
             <w:tcW w:type="dxa" w:w="1440"/>
+            <w:vAlign w:val="center"/>
+            <w:tcBorders>
+              <w:top w:val="single" w:sz="6" w:space="0" w:color="D9DEE7"/>
+              <w:left w:val="single" w:sz="6" w:space="0" w:color="D9DEE7"/>
+              <w:bottom w:val="single" w:sz="6" w:space="0" w:color="D9DEE7"/>
+              <w:right w:val="single" w:sz="6" w:space="0" w:color="D9DEE7"/>
+              <w:insideH w:val="single" w:sz="6" w:space="0" w:color="D9DEE7"/>
+              <w:insideV w:val="single" w:sz="6" w:space="0" w:color="D9DEE7"/>
+            </w:tcBorders>
           </w:tcPr>
           <w:p>
+            <w:pPr>
+              <w:spacing w:after="40"/>
+            </w:pPr>
             <w:r>
+              <w:rPr>
+                <w:rFonts w:ascii="Arial" w:hAnsi="Arial"/>
+                <w:b w:val="0"/>
+                <w:color w:val="1D3A5E"/>
+                <w:sz w:val="18"/>
+              </w:rPr>
               <w:t>{{ app.dose }}</w:t>
             </w:r>
           </w:p>
@@ -531,9 +1748,27 @@
         <w:tc>
           <w:tcPr>
             <w:tcW w:type="dxa" w:w="1440"/>
+            <w:vAlign w:val="center"/>
+            <w:tcBorders>
+              <w:top w:val="single" w:sz="6" w:space="0" w:color="D9DEE7"/>
+              <w:left w:val="single" w:sz="6" w:space="0" w:color="D9DEE7"/>
+              <w:bottom w:val="single" w:sz="6" w:space="0" w:color="D9DEE7"/>
+              <w:right w:val="single" w:sz="6" w:space="0" w:color="D9DEE7"/>
+              <w:insideH w:val="single" w:sz="6" w:space="0" w:color="D9DEE7"/>
+              <w:insideV w:val="single" w:sz="6" w:space="0" w:color="D9DEE7"/>
+            </w:tcBorders>
           </w:tcPr>
           <w:p>
+            <w:pPr>
+              <w:spacing w:after="40"/>
+            </w:pPr>
             <w:r>
+              <w:rPr>
+                <w:rFonts w:ascii="Arial" w:hAnsi="Arial"/>
+                <w:b w:val="0"/>
+                <w:color w:val="1D3A5E"/>
+                <w:sz w:val="18"/>
+              </w:rPr>
               <w:t>{{ app.max_applications }}</w:t>
             </w:r>
           </w:p>
@@ -541,9 +1776,27 @@
         <w:tc>
           <w:tcPr>
             <w:tcW w:type="dxa" w:w="1440"/>
+            <w:vAlign w:val="center"/>
+            <w:tcBorders>
+              <w:top w:val="single" w:sz="6" w:space="0" w:color="D9DEE7"/>
+              <w:left w:val="single" w:sz="6" w:space="0" w:color="D9DEE7"/>
+              <w:bottom w:val="single" w:sz="6" w:space="0" w:color="D9DEE7"/>
+              <w:right w:val="single" w:sz="6" w:space="0" w:color="D9DEE7"/>
+              <w:insideH w:val="single" w:sz="6" w:space="0" w:color="D9DEE7"/>
+              <w:insideV w:val="single" w:sz="6" w:space="0" w:color="D9DEE7"/>
+            </w:tcBorders>
           </w:tcPr>
           <w:p>
+            <w:pPr>
+              <w:spacing w:after="40"/>
+            </w:pPr>
             <w:r>
+              <w:rPr>
+                <w:rFonts w:ascii="Arial" w:hAnsi="Arial"/>
+                <w:b w:val="0"/>
+                <w:color w:val="1D3A5E"/>
+                <w:sz w:val="18"/>
+              </w:rPr>
               <w:t>{{ app.efficacy }}</w:t>
             </w:r>
           </w:p>
@@ -551,9 +1804,27 @@
         <w:tc>
           <w:tcPr>
             <w:tcW w:type="dxa" w:w="1440"/>
+            <w:vAlign w:val="center"/>
+            <w:tcBorders>
+              <w:top w:val="single" w:sz="6" w:space="0" w:color="D9DEE7"/>
+              <w:left w:val="single" w:sz="6" w:space="0" w:color="D9DEE7"/>
+              <w:bottom w:val="single" w:sz="6" w:space="0" w:color="D9DEE7"/>
+              <w:right w:val="single" w:sz="6" w:space="0" w:color="D9DEE7"/>
+              <w:insideH w:val="single" w:sz="6" w:space="0" w:color="D9DEE7"/>
+              <w:insideV w:val="single" w:sz="6" w:space="0" w:color="D9DEE7"/>
+            </w:tcBorders>
           </w:tcPr>
           <w:p>
+            <w:pPr>
+              <w:spacing w:after="40"/>
+            </w:pPr>
             <w:r>
+              <w:rPr>
+                <w:rFonts w:ascii="Arial" w:hAnsi="Arial"/>
+                <w:b w:val="0"/>
+                <w:color w:val="1D3A5E"/>
+                <w:sz w:val="18"/>
+              </w:rPr>
               <w:t>{{ app.phi_days }}</w:t>
             </w:r>
           </w:p>
@@ -563,9 +1834,27 @@
         <w:tc>
           <w:tcPr>
             <w:tcW w:type="dxa" w:w="1440"/>
+            <w:vAlign w:val="center"/>
+            <w:tcBorders>
+              <w:top w:val="single" w:sz="6" w:space="0" w:color="D9DEE7"/>
+              <w:left w:val="single" w:sz="6" w:space="0" w:color="D9DEE7"/>
+              <w:bottom w:val="single" w:sz="6" w:space="0" w:color="D9DEE7"/>
+              <w:right w:val="single" w:sz="6" w:space="0" w:color="D9DEE7"/>
+              <w:insideH w:val="single" w:sz="6" w:space="0" w:color="D9DEE7"/>
+              <w:insideV w:val="single" w:sz="6" w:space="0" w:color="D9DEE7"/>
+            </w:tcBorders>
           </w:tcPr>
           <w:p>
+            <w:pPr>
+              <w:spacing w:after="40"/>
+            </w:pPr>
             <w:r>
+              <w:rPr>
+                <w:rFonts w:ascii="Arial" w:hAnsi="Arial"/>
+                <w:b w:val="0"/>
+                <w:color w:val="1D3A5E"/>
+                <w:sz w:val="18"/>
+              </w:rPr>
               <w:t>{%tr endfor %}</w:t>
             </w:r>
           </w:p>
@@ -573,38 +1862,116 @@
         <w:tc>
           <w:tcPr>
             <w:tcW w:type="dxa" w:w="1440"/>
+            <w:vAlign w:val="center"/>
+            <w:tcBorders>
+              <w:top w:val="single" w:sz="6" w:space="0" w:color="D9DEE7"/>
+              <w:left w:val="single" w:sz="6" w:space="0" w:color="D9DEE7"/>
+              <w:bottom w:val="single" w:sz="6" w:space="0" w:color="D9DEE7"/>
+              <w:right w:val="single" w:sz="6" w:space="0" w:color="D9DEE7"/>
+              <w:insideH w:val="single" w:sz="6" w:space="0" w:color="D9DEE7"/>
+              <w:insideV w:val="single" w:sz="6" w:space="0" w:color="D9DEE7"/>
+            </w:tcBorders>
           </w:tcPr>
-          <w:p/>
+          <w:p>
+            <w:pPr>
+              <w:spacing w:after="40"/>
+            </w:pPr>
+          </w:p>
         </w:tc>
         <w:tc>
           <w:tcPr>
             <w:tcW w:type="dxa" w:w="1440"/>
+            <w:vAlign w:val="center"/>
+            <w:tcBorders>
+              <w:top w:val="single" w:sz="6" w:space="0" w:color="D9DEE7"/>
+              <w:left w:val="single" w:sz="6" w:space="0" w:color="D9DEE7"/>
+              <w:bottom w:val="single" w:sz="6" w:space="0" w:color="D9DEE7"/>
+              <w:right w:val="single" w:sz="6" w:space="0" w:color="D9DEE7"/>
+              <w:insideH w:val="single" w:sz="6" w:space="0" w:color="D9DEE7"/>
+              <w:insideV w:val="single" w:sz="6" w:space="0" w:color="D9DEE7"/>
+            </w:tcBorders>
           </w:tcPr>
-          <w:p/>
+          <w:p>
+            <w:pPr>
+              <w:spacing w:after="40"/>
+            </w:pPr>
+          </w:p>
         </w:tc>
         <w:tc>
           <w:tcPr>
             <w:tcW w:type="dxa" w:w="1440"/>
+            <w:vAlign w:val="center"/>
+            <w:tcBorders>
+              <w:top w:val="single" w:sz="6" w:space="0" w:color="D9DEE7"/>
+              <w:left w:val="single" w:sz="6" w:space="0" w:color="D9DEE7"/>
+              <w:bottom w:val="single" w:sz="6" w:space="0" w:color="D9DEE7"/>
+              <w:right w:val="single" w:sz="6" w:space="0" w:color="D9DEE7"/>
+              <w:insideH w:val="single" w:sz="6" w:space="0" w:color="D9DEE7"/>
+              <w:insideV w:val="single" w:sz="6" w:space="0" w:color="D9DEE7"/>
+            </w:tcBorders>
           </w:tcPr>
-          <w:p/>
+          <w:p>
+            <w:pPr>
+              <w:spacing w:after="40"/>
+            </w:pPr>
+          </w:p>
         </w:tc>
         <w:tc>
           <w:tcPr>
             <w:tcW w:type="dxa" w:w="1440"/>
+            <w:vAlign w:val="center"/>
+            <w:tcBorders>
+              <w:top w:val="single" w:sz="6" w:space="0" w:color="D9DEE7"/>
+              <w:left w:val="single" w:sz="6" w:space="0" w:color="D9DEE7"/>
+              <w:bottom w:val="single" w:sz="6" w:space="0" w:color="D9DEE7"/>
+              <w:right w:val="single" w:sz="6" w:space="0" w:color="D9DEE7"/>
+              <w:insideH w:val="single" w:sz="6" w:space="0" w:color="D9DEE7"/>
+              <w:insideV w:val="single" w:sz="6" w:space="0" w:color="D9DEE7"/>
+            </w:tcBorders>
           </w:tcPr>
-          <w:p/>
+          <w:p>
+            <w:pPr>
+              <w:spacing w:after="40"/>
+            </w:pPr>
+          </w:p>
         </w:tc>
         <w:tc>
           <w:tcPr>
             <w:tcW w:type="dxa" w:w="1440"/>
+            <w:vAlign w:val="center"/>
+            <w:tcBorders>
+              <w:top w:val="single" w:sz="6" w:space="0" w:color="D9DEE7"/>
+              <w:left w:val="single" w:sz="6" w:space="0" w:color="D9DEE7"/>
+              <w:bottom w:val="single" w:sz="6" w:space="0" w:color="D9DEE7"/>
+              <w:right w:val="single" w:sz="6" w:space="0" w:color="D9DEE7"/>
+              <w:insideH w:val="single" w:sz="6" w:space="0" w:color="D9DEE7"/>
+              <w:insideV w:val="single" w:sz="6" w:space="0" w:color="D9DEE7"/>
+            </w:tcBorders>
           </w:tcPr>
-          <w:p/>
+          <w:p>
+            <w:pPr>
+              <w:spacing w:after="40"/>
+            </w:pPr>
+          </w:p>
         </w:tc>
         <w:tc>
           <w:tcPr>
             <w:tcW w:type="dxa" w:w="1440"/>
+            <w:vAlign w:val="center"/>
+            <w:tcBorders>
+              <w:top w:val="single" w:sz="6" w:space="0" w:color="D9DEE7"/>
+              <w:left w:val="single" w:sz="6" w:space="0" w:color="D9DEE7"/>
+              <w:bottom w:val="single" w:sz="6" w:space="0" w:color="D9DEE7"/>
+              <w:right w:val="single" w:sz="6" w:space="0" w:color="D9DEE7"/>
+              <w:insideH w:val="single" w:sz="6" w:space="0" w:color="D9DEE7"/>
+              <w:insideV w:val="single" w:sz="6" w:space="0" w:color="D9DEE7"/>
+            </w:tcBorders>
           </w:tcPr>
-          <w:p/>
+          <w:p>
+            <w:pPr>
+              <w:spacing w:after="40"/>
+            </w:pPr>
+          </w:p>
         </w:tc>
       </w:tr>
     </w:tbl>
@@ -630,9 +1997,28 @@
         <w:tc>
           <w:tcPr>
             <w:tcW w:type="dxa" w:w="5040"/>
+            <w:vAlign w:val="center"/>
+            <w:shd w:fill="F07D00"/>
+            <w:tcBorders>
+              <w:top w:val="single" w:sz="6" w:space="0" w:color="F07D00"/>
+              <w:left w:val="single" w:sz="6" w:space="0" w:color="F07D00"/>
+              <w:bottom w:val="single" w:sz="6" w:space="0" w:color="F07D00"/>
+              <w:right w:val="single" w:sz="6" w:space="0" w:color="F07D00"/>
+              <w:insideH w:val="single" w:sz="6" w:space="0" w:color="F07D00"/>
+              <w:insideV w:val="single" w:sz="6" w:space="0" w:color="F07D00"/>
+            </w:tcBorders>
           </w:tcPr>
           <w:p>
+            <w:pPr>
+              <w:spacing w:after="40"/>
+            </w:pPr>
             <w:r>
+              <w:rPr>
+                <w:rFonts w:ascii="Arial" w:hAnsi="Arial"/>
+                <w:b/>
+                <w:color w:val="FFFFFF"/>
+                <w:sz w:val="18"/>
+              </w:rPr>
               <w:t>Component</w:t>
             </w:r>
           </w:p>
@@ -640,9 +2026,28 @@
         <w:tc>
           <w:tcPr>
             <w:tcW w:type="dxa" w:w="5040"/>
+            <w:vAlign w:val="center"/>
+            <w:shd w:fill="F07D00"/>
+            <w:tcBorders>
+              <w:top w:val="single" w:sz="6" w:space="0" w:color="F07D00"/>
+              <w:left w:val="single" w:sz="6" w:space="0" w:color="F07D00"/>
+              <w:bottom w:val="single" w:sz="6" w:space="0" w:color="F07D00"/>
+              <w:right w:val="single" w:sz="6" w:space="0" w:color="F07D00"/>
+              <w:insideH w:val="single" w:sz="6" w:space="0" w:color="F07D00"/>
+              <w:insideV w:val="single" w:sz="6" w:space="0" w:color="F07D00"/>
+            </w:tcBorders>
           </w:tcPr>
           <w:p>
+            <w:pPr>
+              <w:spacing w:after="40"/>
+            </w:pPr>
             <w:r>
+              <w:rPr>
+                <w:rFonts w:ascii="Arial" w:hAnsi="Arial"/>
+                <w:b/>
+                <w:color w:val="FFFFFF"/>
+                <w:sz w:val="18"/>
+              </w:rPr>
               <w:t>Score</w:t>
             </w:r>
           </w:p>
@@ -652,9 +2057,27 @@
         <w:tc>
           <w:tcPr>
             <w:tcW w:type="dxa" w:w="5040"/>
+            <w:vAlign w:val="center"/>
+            <w:tcBorders>
+              <w:top w:val="single" w:sz="6" w:space="0" w:color="D9DEE7"/>
+              <w:left w:val="single" w:sz="6" w:space="0" w:color="D9DEE7"/>
+              <w:bottom w:val="single" w:sz="6" w:space="0" w:color="D9DEE7"/>
+              <w:right w:val="single" w:sz="6" w:space="0" w:color="D9DEE7"/>
+              <w:insideH w:val="single" w:sz="6" w:space="0" w:color="D9DEE7"/>
+              <w:insideV w:val="single" w:sz="6" w:space="0" w:color="D9DEE7"/>
+            </w:tcBorders>
           </w:tcPr>
           <w:p>
+            <w:pPr>
+              <w:spacing w:after="40"/>
+            </w:pPr>
             <w:r>
+              <w:rPr>
+                <w:rFonts w:ascii="Arial" w:hAnsi="Arial"/>
+                <w:b w:val="0"/>
+                <w:color w:val="1D3A5E"/>
+                <w:sz w:val="18"/>
+              </w:rPr>
               <w:t>{%tr for row in product.risk_component_rows %}</w:t>
             </w:r>
           </w:p>
@@ -662,17 +2085,48 @@
         <w:tc>
           <w:tcPr>
             <w:tcW w:type="dxa" w:w="5040"/>
+            <w:vAlign w:val="center"/>
+            <w:tcBorders>
+              <w:top w:val="single" w:sz="6" w:space="0" w:color="D9DEE7"/>
+              <w:left w:val="single" w:sz="6" w:space="0" w:color="D9DEE7"/>
+              <w:bottom w:val="single" w:sz="6" w:space="0" w:color="D9DEE7"/>
+              <w:right w:val="single" w:sz="6" w:space="0" w:color="D9DEE7"/>
+              <w:insideH w:val="single" w:sz="6" w:space="0" w:color="D9DEE7"/>
+              <w:insideV w:val="single" w:sz="6" w:space="0" w:color="D9DEE7"/>
+            </w:tcBorders>
           </w:tcPr>
-          <w:p/>
+          <w:p>
+            <w:pPr>
+              <w:spacing w:after="40"/>
+            </w:pPr>
+          </w:p>
         </w:tc>
       </w:tr>
       <w:tr>
         <w:tc>
           <w:tcPr>
             <w:tcW w:type="dxa" w:w="5040"/>
+            <w:vAlign w:val="center"/>
+            <w:tcBorders>
+              <w:top w:val="single" w:sz="6" w:space="0" w:color="D9DEE7"/>
+              <w:left w:val="single" w:sz="6" w:space="0" w:color="D9DEE7"/>
+              <w:bottom w:val="single" w:sz="6" w:space="0" w:color="D9DEE7"/>
+              <w:right w:val="single" w:sz="6" w:space="0" w:color="D9DEE7"/>
+              <w:insideH w:val="single" w:sz="6" w:space="0" w:color="D9DEE7"/>
+              <w:insideV w:val="single" w:sz="6" w:space="0" w:color="D9DEE7"/>
+            </w:tcBorders>
           </w:tcPr>
           <w:p>
+            <w:pPr>
+              <w:spacing w:after="40"/>
+            </w:pPr>
             <w:r>
+              <w:rPr>
+                <w:rFonts w:ascii="Arial" w:hAnsi="Arial"/>
+                <w:b w:val="0"/>
+                <w:color w:val="1D3A5E"/>
+                <w:sz w:val="18"/>
+              </w:rPr>
               <w:t>{{ row.component }}</w:t>
             </w:r>
           </w:p>
@@ -680,9 +2134,27 @@
         <w:tc>
           <w:tcPr>
             <w:tcW w:type="dxa" w:w="5040"/>
+            <w:vAlign w:val="center"/>
+            <w:tcBorders>
+              <w:top w:val="single" w:sz="6" w:space="0" w:color="D9DEE7"/>
+              <w:left w:val="single" w:sz="6" w:space="0" w:color="D9DEE7"/>
+              <w:bottom w:val="single" w:sz="6" w:space="0" w:color="D9DEE7"/>
+              <w:right w:val="single" w:sz="6" w:space="0" w:color="D9DEE7"/>
+              <w:insideH w:val="single" w:sz="6" w:space="0" w:color="D9DEE7"/>
+              <w:insideV w:val="single" w:sz="6" w:space="0" w:color="D9DEE7"/>
+            </w:tcBorders>
           </w:tcPr>
           <w:p>
+            <w:pPr>
+              <w:spacing w:after="40"/>
+            </w:pPr>
             <w:r>
+              <w:rPr>
+                <w:rFonts w:ascii="Arial" w:hAnsi="Arial"/>
+                <w:b w:val="0"/>
+                <w:color w:val="1D3A5E"/>
+                <w:sz w:val="18"/>
+              </w:rPr>
               <w:t>{{ row.score }}</w:t>
             </w:r>
           </w:p>
@@ -692,9 +2164,27 @@
         <w:tc>
           <w:tcPr>
             <w:tcW w:type="dxa" w:w="5040"/>
+            <w:vAlign w:val="center"/>
+            <w:tcBorders>
+              <w:top w:val="single" w:sz="6" w:space="0" w:color="D9DEE7"/>
+              <w:left w:val="single" w:sz="6" w:space="0" w:color="D9DEE7"/>
+              <w:bottom w:val="single" w:sz="6" w:space="0" w:color="D9DEE7"/>
+              <w:right w:val="single" w:sz="6" w:space="0" w:color="D9DEE7"/>
+              <w:insideH w:val="single" w:sz="6" w:space="0" w:color="D9DEE7"/>
+              <w:insideV w:val="single" w:sz="6" w:space="0" w:color="D9DEE7"/>
+            </w:tcBorders>
           </w:tcPr>
           <w:p>
+            <w:pPr>
+              <w:spacing w:after="40"/>
+            </w:pPr>
             <w:r>
+              <w:rPr>
+                <w:rFonts w:ascii="Arial" w:hAnsi="Arial"/>
+                <w:b w:val="0"/>
+                <w:color w:val="1D3A5E"/>
+                <w:sz w:val="18"/>
+              </w:rPr>
               <w:t>{%tr endfor %}</w:t>
             </w:r>
           </w:p>
@@ -702,8 +2192,21 @@
         <w:tc>
           <w:tcPr>
             <w:tcW w:type="dxa" w:w="5040"/>
+            <w:vAlign w:val="center"/>
+            <w:tcBorders>
+              <w:top w:val="single" w:sz="6" w:space="0" w:color="D9DEE7"/>
+              <w:left w:val="single" w:sz="6" w:space="0" w:color="D9DEE7"/>
+              <w:bottom w:val="single" w:sz="6" w:space="0" w:color="D9DEE7"/>
+              <w:right w:val="single" w:sz="6" w:space="0" w:color="D9DEE7"/>
+              <w:insideH w:val="single" w:sz="6" w:space="0" w:color="D9DEE7"/>
+              <w:insideV w:val="single" w:sz="6" w:space="0" w:color="D9DEE7"/>
+            </w:tcBorders>
           </w:tcPr>
-          <w:p/>
+          <w:p>
+            <w:pPr>
+              <w:spacing w:after="40"/>
+            </w:pPr>
+          </w:p>
         </w:tc>
       </w:tr>
     </w:tbl>
@@ -729,9 +2232,28 @@
         <w:tc>
           <w:tcPr>
             <w:tcW w:type="dxa" w:w="5040"/>
+            <w:vAlign w:val="center"/>
+            <w:shd w:fill="F07D00"/>
+            <w:tcBorders>
+              <w:top w:val="single" w:sz="6" w:space="0" w:color="F07D00"/>
+              <w:left w:val="single" w:sz="6" w:space="0" w:color="F07D00"/>
+              <w:bottom w:val="single" w:sz="6" w:space="0" w:color="F07D00"/>
+              <w:right w:val="single" w:sz="6" w:space="0" w:color="F07D00"/>
+              <w:insideH w:val="single" w:sz="6" w:space="0" w:color="F07D00"/>
+              <w:insideV w:val="single" w:sz="6" w:space="0" w:color="F07D00"/>
+            </w:tcBorders>
           </w:tcPr>
           <w:p>
+            <w:pPr>
+              <w:spacing w:after="40"/>
+            </w:pPr>
             <w:r>
+              <w:rPr>
+                <w:rFonts w:ascii="Arial" w:hAnsi="Arial"/>
+                <w:b/>
+                <w:color w:val="FFFFFF"/>
+                <w:sz w:val="18"/>
+              </w:rPr>
               <w:t>Indicator</w:t>
             </w:r>
           </w:p>
@@ -739,9 +2261,28 @@
         <w:tc>
           <w:tcPr>
             <w:tcW w:type="dxa" w:w="5040"/>
+            <w:vAlign w:val="center"/>
+            <w:shd w:fill="F07D00"/>
+            <w:tcBorders>
+              <w:top w:val="single" w:sz="6" w:space="0" w:color="F07D00"/>
+              <w:left w:val="single" w:sz="6" w:space="0" w:color="F07D00"/>
+              <w:bottom w:val="single" w:sz="6" w:space="0" w:color="F07D00"/>
+              <w:right w:val="single" w:sz="6" w:space="0" w:color="F07D00"/>
+              <w:insideH w:val="single" w:sz="6" w:space="0" w:color="F07D00"/>
+              <w:insideV w:val="single" w:sz="6" w:space="0" w:color="F07D00"/>
+            </w:tcBorders>
           </w:tcPr>
           <w:p>
+            <w:pPr>
+              <w:spacing w:after="40"/>
+            </w:pPr>
             <w:r>
+              <w:rPr>
+                <w:rFonts w:ascii="Arial" w:hAnsi="Arial"/>
+                <w:b/>
+                <w:color w:val="FFFFFF"/>
+                <w:sz w:val="18"/>
+              </w:rPr>
               <w:t>Value</w:t>
             </w:r>
           </w:p>
@@ -751,9 +2292,27 @@
         <w:tc>
           <w:tcPr>
             <w:tcW w:type="dxa" w:w="5040"/>
+            <w:vAlign w:val="center"/>
+            <w:tcBorders>
+              <w:top w:val="single" w:sz="6" w:space="0" w:color="D9DEE7"/>
+              <w:left w:val="single" w:sz="6" w:space="0" w:color="D9DEE7"/>
+              <w:bottom w:val="single" w:sz="6" w:space="0" w:color="D9DEE7"/>
+              <w:right w:val="single" w:sz="6" w:space="0" w:color="D9DEE7"/>
+              <w:insideH w:val="single" w:sz="6" w:space="0" w:color="D9DEE7"/>
+              <w:insideV w:val="single" w:sz="6" w:space="0" w:color="D9DEE7"/>
+            </w:tcBorders>
           </w:tcPr>
           <w:p>
+            <w:pPr>
+              <w:spacing w:after="40"/>
+            </w:pPr>
             <w:r>
+              <w:rPr>
+                <w:rFonts w:ascii="Arial" w:hAnsi="Arial"/>
+                <w:b w:val="0"/>
+                <w:color w:val="1D3A5E"/>
+                <w:sz w:val="18"/>
+              </w:rPr>
               <w:t>{%tr for row in product.toxicity_rows %}</w:t>
             </w:r>
           </w:p>
@@ -761,17 +2320,48 @@
         <w:tc>
           <w:tcPr>
             <w:tcW w:type="dxa" w:w="5040"/>
+            <w:vAlign w:val="center"/>
+            <w:tcBorders>
+              <w:top w:val="single" w:sz="6" w:space="0" w:color="D9DEE7"/>
+              <w:left w:val="single" w:sz="6" w:space="0" w:color="D9DEE7"/>
+              <w:bottom w:val="single" w:sz="6" w:space="0" w:color="D9DEE7"/>
+              <w:right w:val="single" w:sz="6" w:space="0" w:color="D9DEE7"/>
+              <w:insideH w:val="single" w:sz="6" w:space="0" w:color="D9DEE7"/>
+              <w:insideV w:val="single" w:sz="6" w:space="0" w:color="D9DEE7"/>
+            </w:tcBorders>
           </w:tcPr>
-          <w:p/>
+          <w:p>
+            <w:pPr>
+              <w:spacing w:after="40"/>
+            </w:pPr>
+          </w:p>
         </w:tc>
       </w:tr>
       <w:tr>
         <w:tc>
           <w:tcPr>
             <w:tcW w:type="dxa" w:w="5040"/>
+            <w:vAlign w:val="center"/>
+            <w:tcBorders>
+              <w:top w:val="single" w:sz="6" w:space="0" w:color="D9DEE7"/>
+              <w:left w:val="single" w:sz="6" w:space="0" w:color="D9DEE7"/>
+              <w:bottom w:val="single" w:sz="6" w:space="0" w:color="D9DEE7"/>
+              <w:right w:val="single" w:sz="6" w:space="0" w:color="D9DEE7"/>
+              <w:insideH w:val="single" w:sz="6" w:space="0" w:color="D9DEE7"/>
+              <w:insideV w:val="single" w:sz="6" w:space="0" w:color="D9DEE7"/>
+            </w:tcBorders>
           </w:tcPr>
           <w:p>
+            <w:pPr>
+              <w:spacing w:after="40"/>
+            </w:pPr>
             <w:r>
+              <w:rPr>
+                <w:rFonts w:ascii="Arial" w:hAnsi="Arial"/>
+                <w:b w:val="0"/>
+                <w:color w:val="1D3A5E"/>
+                <w:sz w:val="18"/>
+              </w:rPr>
               <w:t>{{ row.indicator }}</w:t>
             </w:r>
           </w:p>
@@ -779,9 +2369,27 @@
         <w:tc>
           <w:tcPr>
             <w:tcW w:type="dxa" w:w="5040"/>
+            <w:vAlign w:val="center"/>
+            <w:tcBorders>
+              <w:top w:val="single" w:sz="6" w:space="0" w:color="D9DEE7"/>
+              <w:left w:val="single" w:sz="6" w:space="0" w:color="D9DEE7"/>
+              <w:bottom w:val="single" w:sz="6" w:space="0" w:color="D9DEE7"/>
+              <w:right w:val="single" w:sz="6" w:space="0" w:color="D9DEE7"/>
+              <w:insideH w:val="single" w:sz="6" w:space="0" w:color="D9DEE7"/>
+              <w:insideV w:val="single" w:sz="6" w:space="0" w:color="D9DEE7"/>
+            </w:tcBorders>
           </w:tcPr>
           <w:p>
+            <w:pPr>
+              <w:spacing w:after="40"/>
+            </w:pPr>
             <w:r>
+              <w:rPr>
+                <w:rFonts w:ascii="Arial" w:hAnsi="Arial"/>
+                <w:b w:val="0"/>
+                <w:color w:val="1D3A5E"/>
+                <w:sz w:val="18"/>
+              </w:rPr>
               <w:t>{{ row.value }}</w:t>
             </w:r>
           </w:p>
@@ -791,9 +2399,27 @@
         <w:tc>
           <w:tcPr>
             <w:tcW w:type="dxa" w:w="5040"/>
+            <w:vAlign w:val="center"/>
+            <w:tcBorders>
+              <w:top w:val="single" w:sz="6" w:space="0" w:color="D9DEE7"/>
+              <w:left w:val="single" w:sz="6" w:space="0" w:color="D9DEE7"/>
+              <w:bottom w:val="single" w:sz="6" w:space="0" w:color="D9DEE7"/>
+              <w:right w:val="single" w:sz="6" w:space="0" w:color="D9DEE7"/>
+              <w:insideH w:val="single" w:sz="6" w:space="0" w:color="D9DEE7"/>
+              <w:insideV w:val="single" w:sz="6" w:space="0" w:color="D9DEE7"/>
+            </w:tcBorders>
           </w:tcPr>
           <w:p>
+            <w:pPr>
+              <w:spacing w:after="40"/>
+            </w:pPr>
             <w:r>
+              <w:rPr>
+                <w:rFonts w:ascii="Arial" w:hAnsi="Arial"/>
+                <w:b w:val="0"/>
+                <w:color w:val="1D3A5E"/>
+                <w:sz w:val="18"/>
+              </w:rPr>
               <w:t>{%tr endfor %}</w:t>
             </w:r>
           </w:p>
@@ -801,8 +2427,21 @@
         <w:tc>
           <w:tcPr>
             <w:tcW w:type="dxa" w:w="5040"/>
+            <w:vAlign w:val="center"/>
+            <w:tcBorders>
+              <w:top w:val="single" w:sz="6" w:space="0" w:color="D9DEE7"/>
+              <w:left w:val="single" w:sz="6" w:space="0" w:color="D9DEE7"/>
+              <w:bottom w:val="single" w:sz="6" w:space="0" w:color="D9DEE7"/>
+              <w:right w:val="single" w:sz="6" w:space="0" w:color="D9DEE7"/>
+              <w:insideH w:val="single" w:sz="6" w:space="0" w:color="D9DEE7"/>
+              <w:insideV w:val="single" w:sz="6" w:space="0" w:color="D9DEE7"/>
+            </w:tcBorders>
           </w:tcPr>
-          <w:p/>
+          <w:p>
+            <w:pPr>
+              <w:spacing w:after="40"/>
+            </w:pPr>
+          </w:p>
         </w:tc>
       </w:tr>
     </w:tbl>
@@ -949,7 +2588,22 @@
       <w:jc w:val="center"/>
     </w:pPr>
     <w:r>
-      <w:t xml:space="preserve">{{ footer.classification }} | Page </w:t>
+      <w:rPr>
+        <w:rFonts w:ascii="Arial" w:hAnsi="Arial"/>
+        <w:b/>
+        <w:color w:val="F07D00"/>
+        <w:sz w:val="14"/>
+      </w:rPr>
+      <w:t>{{ footer.classification }}</w:t>
+    </w:r>
+    <w:r>
+      <w:rPr>
+        <w:rFonts w:ascii="Arial" w:hAnsi="Arial"/>
+        <w:b w:val="0"/>
+        <w:color w:val="1D3A5E"/>
+        <w:sz w:val="14"/>
+      </w:rPr>
+      <w:t xml:space="preserve"> | Page </w:t>
     </w:r>
     <w:r>
       <w:fldChar w:fldCharType="begin"/>
@@ -958,6 +2612,12 @@
       <w:fldChar w:fldCharType="end"/>
     </w:r>
     <w:r>
+      <w:rPr>
+        <w:rFonts w:ascii="Arial" w:hAnsi="Arial"/>
+        <w:b w:val="0"/>
+        <w:color w:val="1D3A5E"/>
+        <w:sz w:val="14"/>
+      </w:rPr>
       <w:t xml:space="preserve"> of </w:t>
     </w:r>
     <w:r>
@@ -967,6 +2627,12 @@
       <w:fldChar w:fldCharType="end"/>
     </w:r>
     <w:r>
+      <w:rPr>
+        <w:rFonts w:ascii="Arial" w:hAnsi="Arial"/>
+        <w:b w:val="0"/>
+        <w:color w:val="1D3A5E"/>
+        <w:sz w:val="14"/>
+      </w:rPr>
       <w:t xml:space="preserve"> | {{ footer.disclaimer }}</w:t>
     </w:r>
   </w:p>
@@ -979,9 +2645,27 @@
     <w:pPr>
       <w:pStyle w:val="Header"/>
       <w:jc w:val="right"/>
+      <w:pBdr>
+        <w:bottom w:val="single" w:sz="8" w:space="4" w:color="F07D00"/>
+      </w:pBdr>
     </w:pPr>
     <w:r>
-      <w:t>{{ metadata.issuing_authority }} | {{ metadata.report_id }}</w:t>
+      <w:rPr>
+        <w:rFonts w:ascii="Arial" w:hAnsi="Arial"/>
+        <w:b/>
+        <w:color w:val="1D3A5E"/>
+        <w:sz w:val="16"/>
+      </w:rPr>
+      <w:t>{{ metadata.issuing_authority }}</w:t>
+    </w:r>
+    <w:r>
+      <w:rPr>
+        <w:rFonts w:ascii="Arial" w:hAnsi="Arial"/>
+        <w:b w:val="0"/>
+        <w:color w:val="F07D00"/>
+        <w:sz w:val="16"/>
+      </w:rPr>
+      <w:t xml:space="preserve"> | {{ metadata.report_id }}</w:t>
     </w:r>
   </w:p>
 </w:hdr>
@@ -1351,7 +3035,7 @@
     <w:qFormat/>
     <w:rsid w:val="00FC693F"/>
     <w:rPr>
-      <w:rFonts w:ascii="Aptos" w:hAnsi="Aptos"/>
+      <w:rFonts w:ascii="Arial" w:hAnsi="Arial"/>
       <w:sz w:val="20"/>
     </w:rPr>
   </w:style>
@@ -1414,10 +3098,10 @@
       <w:outlineLvl w:val="0"/>
     </w:pPr>
     <w:rPr>
-      <w:rFonts w:asciiTheme="majorHAnsi" w:eastAsiaTheme="majorEastAsia" w:hAnsiTheme="majorHAnsi" w:cstheme="majorBidi" w:ascii="Aptos Display" w:hAnsi="Aptos Display"/>
+      <w:rFonts w:asciiTheme="majorHAnsi" w:eastAsiaTheme="majorEastAsia" w:hAnsiTheme="majorHAnsi" w:cstheme="majorBidi" w:ascii="Arial" w:hAnsi="Arial"/>
       <w:b/>
       <w:bCs/>
-      <w:color w:val="365F91" w:themeColor="accent1" w:themeShade="BF"/>
+      <w:color w:val="1D3A5E"/>
       <w:sz w:val="36"/>
       <w:szCs w:val="28"/>
     </w:rPr>
@@ -1438,10 +3122,10 @@
       <w:outlineLvl w:val="1"/>
     </w:pPr>
     <w:rPr>
-      <w:rFonts w:asciiTheme="majorHAnsi" w:eastAsiaTheme="majorEastAsia" w:hAnsiTheme="majorHAnsi" w:cstheme="majorBidi" w:ascii="Aptos Display" w:hAnsi="Aptos Display"/>
+      <w:rFonts w:asciiTheme="majorHAnsi" w:eastAsiaTheme="majorEastAsia" w:hAnsiTheme="majorHAnsi" w:cstheme="majorBidi" w:ascii="Arial" w:hAnsi="Arial"/>
       <w:b/>
       <w:bCs/>
-      <w:color w:val="4F81BD" w:themeColor="accent1"/>
+      <w:color w:val="F07D00"/>
       <w:sz w:val="26"/>
       <w:szCs w:val="26"/>
     </w:rPr>
@@ -1703,11 +3387,12 @@
       <w:contextualSpacing/>
     </w:pPr>
     <w:rPr>
-      <w:rFonts w:asciiTheme="majorHAnsi" w:eastAsiaTheme="majorEastAsia" w:hAnsiTheme="majorHAnsi" w:cstheme="majorBidi" w:ascii="Aptos Display" w:hAnsi="Aptos Display"/>
-      <w:color w:val="17365D" w:themeColor="text2" w:themeShade="BF"/>
+      <w:rFonts w:asciiTheme="majorHAnsi" w:eastAsiaTheme="majorEastAsia" w:hAnsiTheme="majorHAnsi" w:cstheme="majorBidi" w:ascii="Arial" w:hAnsi="Arial"/>
+      <w:b/>
+      <w:color w:val="1D3A5E"/>
       <w:spacing w:val="5"/>
       <w:kern w:val="28"/>
-      <w:sz w:val="52"/>
+      <w:sz w:val="56"/>
       <w:szCs w:val="52"/>
     </w:rPr>
   </w:style>
